--- a/DOCUMENTACION/FD04-EPIS-Informe Arquitectura de Software.docx
+++ b/DOCUMENTACION/FD04-EPIS-Informe Arquitectura de Software.docx
@@ -1,6 +1,6 @@
 
 <file path=word/document.xml><?xml version="1.0" encoding="utf-8"?>
-<w:document xmlns:wpc="http://schemas.microsoft.com/office/word/2010/wordprocessingCanvas" xmlns:mc="http://schemas.openxmlformats.org/markup-compatibility/2006" xmlns:o="urn:schemas-microsoft-com:office:office" xmlns:r="http://schemas.openxmlformats.org/officeDocument/2006/relationships" xmlns:m="http://schemas.openxmlformats.org/officeDocument/2006/math" xmlns:v="urn:schemas-microsoft-com:vml" xmlns:wp14="http://schemas.microsoft.com/office/word/2010/wordprocessingDrawing" xmlns:wp="http://schemas.openxmlformats.org/drawingml/2006/wordprocessingDrawing" xmlns:w10="urn:schemas-microsoft-com:office:word" xmlns:w="http://schemas.openxmlformats.org/wordprocessingml/2006/main" xmlns:w14="http://schemas.microsoft.com/office/word/2010/wordml" xmlns:w15="http://schemas.microsoft.com/office/word/2012/wordml" xmlns:wpg="http://schemas.microsoft.com/office/word/2010/wordprocessingGroup" xmlns:wpi="http://schemas.microsoft.com/office/word/2010/wordprocessingInk" xmlns:wne="http://schemas.microsoft.com/office/word/2006/wordml" xmlns:wps="http://schemas.microsoft.com/office/word/2010/wordprocessingShape" mc:Ignorable="w14 w15 wp14">
+<w:document xmlns:wpc="http://schemas.microsoft.com/office/word/2010/wordprocessingCanvas" xmlns:cx="http://schemas.microsoft.com/office/drawing/2014/chartex" xmlns:cx1="http://schemas.microsoft.com/office/drawing/2015/9/8/chartex" xmlns:cx2="http://schemas.microsoft.com/office/drawing/2015/10/21/chartex" xmlns:cx3="http://schemas.microsoft.com/office/drawing/2016/5/9/chartex" xmlns:cx4="http://schemas.microsoft.com/office/drawing/2016/5/10/chartex" xmlns:cx5="http://schemas.microsoft.com/office/drawing/2016/5/11/chartex" xmlns:cx6="http://schemas.microsoft.com/office/drawing/2016/5/12/chartex" xmlns:cx7="http://schemas.microsoft.com/office/drawing/2016/5/13/chartex" xmlns:cx8="http://schemas.microsoft.com/office/drawing/2016/5/14/chartex" xmlns:mc="http://schemas.openxmlformats.org/markup-compatibility/2006" xmlns:aink="http://schemas.microsoft.com/office/drawing/2016/ink" xmlns:am3d="http://schemas.microsoft.com/office/drawing/2017/model3d" xmlns:o="urn:schemas-microsoft-com:office:office" xmlns:oel="http://schemas.microsoft.com/office/2019/extlst" xmlns:r="http://schemas.openxmlformats.org/officeDocument/2006/relationships" xmlns:m="http://schemas.openxmlformats.org/officeDocument/2006/math" xmlns:v="urn:schemas-microsoft-com:vml" xmlns:wp14="http://schemas.microsoft.com/office/word/2010/wordprocessingDrawing" xmlns:wp="http://schemas.openxmlformats.org/drawingml/2006/wordprocessingDrawing" xmlns:w10="urn:schemas-microsoft-com:office:word" xmlns:w="http://schemas.openxmlformats.org/wordprocessingml/2006/main" xmlns:w14="http://schemas.microsoft.com/office/word/2010/wordml" xmlns:w15="http://schemas.microsoft.com/office/word/2012/wordml" xmlns:w16cex="http://schemas.microsoft.com/office/word/2018/wordml/cex" xmlns:w16cid="http://schemas.microsoft.com/office/word/2016/wordml/cid" xmlns:w16="http://schemas.microsoft.com/office/word/2018/wordml" xmlns:w16du="http://schemas.microsoft.com/office/word/2023/wordml/word16du" xmlns:w16sdtdh="http://schemas.microsoft.com/office/word/2020/wordml/sdtdatahash" xmlns:w16sdtfl="http://schemas.microsoft.com/office/word/2024/wordml/sdtformatlock" xmlns:w16se="http://schemas.microsoft.com/office/word/2015/wordml/symex" xmlns:wpg="http://schemas.microsoft.com/office/word/2010/wordprocessingGroup" xmlns:wpi="http://schemas.microsoft.com/office/word/2010/wordprocessingInk" xmlns:wne="http://schemas.microsoft.com/office/word/2006/wordml" xmlns:wps="http://schemas.microsoft.com/office/word/2010/wordprocessingShape" mc:Ignorable="w14 w15 w16se w16cid w16 w16cex w16sdtdh w16sdtfl w16du wp14">
   <w:body>
     <w:p>
       <w:pPr>
@@ -17,8 +17,6 @@
           <w:szCs w:val="36"/>
         </w:rPr>
       </w:pPr>
-      <w:bookmarkStart w:id="0" w:name="_GoBack"/>
-      <w:bookmarkEnd w:id="0"/>
       <w:r>
         <w:rPr>
           <w:rFonts w:ascii="Arial" w:hAnsi="Arial" w:cs="Arial"/>
@@ -97,41 +95,35 @@
     </w:p>
     <w:p>
       <w:pPr>
-        <w:autoSpaceDE w:val="0"/>
-        <w:autoSpaceDN w:val="0"/>
-        <w:adjustRightInd w:val="0"/>
         <w:spacing w:after="0"/>
         <w:jc w:val="center"/>
         <w:rPr>
-          <w:rFonts w:ascii="Arial" w:hAnsi="Arial" w:cs="Arial"/>
+          <w:rFonts w:ascii="Arial" w:eastAsia="Arial" w:hAnsi="Arial" w:cs="Arial"/>
           <w:b/>
-          <w:color w:val="000000"/>
+          <w:bCs/>
           <w:sz w:val="36"/>
-          <w:szCs w:val="40"/>
-        </w:rPr>
-      </w:pPr>
-      <w:r>
-        <w:rPr>
-          <w:rFonts w:ascii="Arial" w:hAnsi="Arial" w:cs="Arial"/>
+          <w:szCs w:val="36"/>
+        </w:rPr>
+      </w:pPr>
+      <w:r>
+        <w:rPr>
+          <w:rFonts w:ascii="Arial" w:eastAsia="Arial" w:hAnsi="Arial" w:cs="Arial"/>
           <w:b/>
-          <w:color w:val="000000"/>
+          <w:bCs/>
           <w:sz w:val="36"/>
-          <w:szCs w:val="40"/>
+          <w:szCs w:val="36"/>
         </w:rPr>
         <w:t>UNIVERSIDAD PRIVADA DE TACNA</w:t>
       </w:r>
     </w:p>
     <w:p>
       <w:pPr>
-        <w:autoSpaceDE w:val="0"/>
-        <w:autoSpaceDN w:val="0"/>
-        <w:adjustRightInd w:val="0"/>
         <w:spacing w:after="0"/>
         <w:jc w:val="center"/>
         <w:rPr>
-          <w:rFonts w:ascii="Arial" w:hAnsi="Arial" w:cs="Arial"/>
+          <w:rFonts w:ascii="Arial" w:eastAsia="Arial" w:hAnsi="Arial" w:cs="Arial"/>
           <w:b/>
-          <w:color w:val="000000"/>
+          <w:bCs/>
           <w:sz w:val="36"/>
           <w:szCs w:val="36"/>
         </w:rPr>
@@ -139,84 +131,74 @@
     </w:p>
     <w:p>
       <w:pPr>
-        <w:autoSpaceDE w:val="0"/>
-        <w:autoSpaceDN w:val="0"/>
-        <w:adjustRightInd w:val="0"/>
         <w:spacing w:after="0"/>
         <w:jc w:val="center"/>
         <w:rPr>
-          <w:rFonts w:ascii="Arial" w:hAnsi="Arial" w:cs="Arial"/>
+          <w:rFonts w:ascii="Arial" w:eastAsia="Arial" w:hAnsi="Arial" w:cs="Arial"/>
           <w:b/>
-          <w:color w:val="000000"/>
+          <w:bCs/>
           <w:sz w:val="32"/>
-          <w:szCs w:val="36"/>
-        </w:rPr>
-      </w:pPr>
-      <w:r>
-        <w:rPr>
-          <w:rFonts w:ascii="Arial" w:hAnsi="Arial" w:cs="Arial"/>
+          <w:szCs w:val="32"/>
+        </w:rPr>
+      </w:pPr>
+      <w:r>
+        <w:rPr>
+          <w:rFonts w:ascii="Arial" w:eastAsia="Arial" w:hAnsi="Arial" w:cs="Arial"/>
           <w:b/>
-          <w:color w:val="000000"/>
+          <w:bCs/>
           <w:sz w:val="32"/>
-          <w:szCs w:val="36"/>
-        </w:rPr>
-        <w:t>FACULTAD DE INGENIERIA</w:t>
-      </w:r>
-    </w:p>
-    <w:p>
-      <w:pPr>
-        <w:autoSpaceDE w:val="0"/>
-        <w:autoSpaceDN w:val="0"/>
-        <w:adjustRightInd w:val="0"/>
+          <w:szCs w:val="32"/>
+        </w:rPr>
+        <w:t>FACULTAD DE INGENIERÍA</w:t>
+      </w:r>
+    </w:p>
+    <w:p>
+      <w:pPr>
         <w:spacing w:after="0"/>
         <w:jc w:val="center"/>
         <w:rPr>
-          <w:rFonts w:ascii="Arial" w:hAnsi="Arial" w:cs="Arial"/>
+          <w:rFonts w:ascii="Arial" w:eastAsia="Arial" w:hAnsi="Arial" w:cs="Arial"/>
           <w:b/>
-          <w:i/>
-          <w:color w:val="5B9BD5" w:themeColor="accent1"/>
+          <w:bCs/>
+          <w:i/>
+          <w:iCs/>
+          <w:color w:val="5B9BD5"/>
           <w:sz w:val="16"/>
-          <w:szCs w:val="36"/>
-        </w:rPr>
-      </w:pPr>
-    </w:p>
-    <w:p>
-      <w:pPr>
-        <w:autoSpaceDE w:val="0"/>
-        <w:autoSpaceDN w:val="0"/>
-        <w:adjustRightInd w:val="0"/>
+          <w:szCs w:val="16"/>
+        </w:rPr>
+      </w:pPr>
+    </w:p>
+    <w:p>
+      <w:pPr>
         <w:spacing w:after="0"/>
         <w:jc w:val="center"/>
         <w:rPr>
-          <w:rFonts w:ascii="Arial" w:hAnsi="Arial" w:cs="Arial"/>
+          <w:rFonts w:ascii="Arial" w:eastAsia="Arial" w:hAnsi="Arial" w:cs="Arial"/>
           <w:b/>
-          <w:color w:val="000000"/>
+          <w:bCs/>
           <w:sz w:val="32"/>
-          <w:szCs w:val="36"/>
-        </w:rPr>
-      </w:pPr>
-      <w:r>
-        <w:rPr>
-          <w:rFonts w:ascii="Arial" w:hAnsi="Arial" w:cs="Arial"/>
+          <w:szCs w:val="32"/>
+        </w:rPr>
+      </w:pPr>
+      <w:r>
+        <w:rPr>
+          <w:rFonts w:ascii="Arial" w:eastAsia="Arial" w:hAnsi="Arial" w:cs="Arial"/>
           <w:b/>
-          <w:color w:val="000000"/>
+          <w:bCs/>
           <w:sz w:val="32"/>
-          <w:szCs w:val="36"/>
+          <w:szCs w:val="32"/>
         </w:rPr>
         <w:t>Escuela Profesional de Ingeniería de Sistemas</w:t>
       </w:r>
     </w:p>
     <w:p>
       <w:pPr>
-        <w:autoSpaceDE w:val="0"/>
-        <w:autoSpaceDN w:val="0"/>
-        <w:adjustRightInd w:val="0"/>
         <w:spacing w:after="0"/>
         <w:jc w:val="center"/>
         <w:rPr>
-          <w:rFonts w:ascii="Arial" w:hAnsi="Arial" w:cs="Arial"/>
+          <w:rFonts w:ascii="Arial" w:eastAsia="Arial" w:hAnsi="Arial" w:cs="Arial"/>
           <w:b/>
-          <w:color w:val="000000"/>
+          <w:bCs/>
           <w:sz w:val="36"/>
           <w:szCs w:val="36"/>
         </w:rPr>
@@ -224,403 +206,290 @@
     </w:p>
     <w:p>
       <w:pPr>
-        <w:autoSpaceDE w:val="0"/>
-        <w:autoSpaceDN w:val="0"/>
-        <w:adjustRightInd w:val="0"/>
         <w:spacing w:after="0"/>
         <w:jc w:val="center"/>
         <w:rPr>
-          <w:rFonts w:ascii="Arial" w:hAnsi="Arial" w:cs="Arial"/>
-          <w:color w:val="000000"/>
+          <w:rFonts w:ascii="Arial" w:eastAsia="Arial" w:hAnsi="Arial" w:cs="Arial"/>
           <w:sz w:val="24"/>
-        </w:rPr>
-      </w:pPr>
-    </w:p>
-    <w:p>
-      <w:pPr>
-        <w:autoSpaceDE w:val="0"/>
-        <w:autoSpaceDN w:val="0"/>
-        <w:adjustRightInd w:val="0"/>
+          <w:szCs w:val="24"/>
+        </w:rPr>
+      </w:pPr>
+    </w:p>
+    <w:p>
+      <w:pPr>
         <w:spacing w:after="0"/>
         <w:jc w:val="center"/>
         <w:rPr>
-          <w:rFonts w:ascii="Arial" w:hAnsi="Arial" w:cs="Arial"/>
+          <w:rFonts w:ascii="Arial" w:eastAsia="Arial" w:hAnsi="Arial" w:cs="Arial"/>
           <w:b/>
-          <w:color w:val="000000"/>
+          <w:bCs/>
           <w:sz w:val="36"/>
           <w:szCs w:val="36"/>
         </w:rPr>
       </w:pPr>
       <w:r>
-        <w:t xml:space="preserve"> Proyecto Sistema Verificador de Cumplimiento OWASP</w:t>
-      </w:r>
-    </w:p>
-    <w:p>
-      <w:pPr>
-        <w:autoSpaceDE w:val="0"/>
-        <w:autoSpaceDN w:val="0"/>
-        <w:adjustRightInd w:val="0"/>
-        <w:spacing w:after="0"/>
+        <w:rPr>
+          <w:rFonts w:ascii="Arial" w:eastAsia="Arial" w:hAnsi="Arial" w:cs="Arial"/>
+          <w:b/>
+          <w:bCs/>
+          <w:i/>
+          <w:iCs/>
+          <w:sz w:val="30"/>
+          <w:szCs w:val="30"/>
+        </w:rPr>
+        <w:t xml:space="preserve">Proyecto: </w:t>
+      </w:r>
+      <w:r>
+        <w:rPr>
+          <w:rFonts w:ascii="Arial" w:eastAsia="Arial" w:hAnsi="Arial" w:cs="Arial"/>
+          <w:b/>
+          <w:bCs/>
+          <w:i/>
+          <w:iCs/>
+          <w:sz w:val="30"/>
+          <w:szCs w:val="30"/>
+        </w:rPr>
+        <w:t>Sistema Verificador de Cumplimiento OWASP</w:t>
+      </w:r>
+    </w:p>
+    <w:p>
+      <w:pPr>
+        <w:spacing w:before="240" w:after="0" w:line="276" w:lineRule="auto"/>
         <w:jc w:val="center"/>
         <w:rPr>
-          <w:rFonts w:ascii="Arial" w:hAnsi="Arial" w:cs="Arial"/>
+          <w:rFonts w:ascii="Arial" w:eastAsia="Arial" w:hAnsi="Arial" w:cs="Arial"/>
           <w:b/>
-          <w:color w:val="000000"/>
-          <w:sz w:val="36"/>
-          <w:szCs w:val="36"/>
-        </w:rPr>
-      </w:pPr>
-    </w:p>
-    <w:p>
-      <w:pPr>
-        <w:spacing w:after="0"/>
-        <w:jc w:val="center"/>
-        <w:rPr>
-          <w:rFonts w:ascii="Arial" w:eastAsia="Times New Roman" w:hAnsi="Arial" w:cs="Arial"/>
+          <w:bCs/>
+          <w:color w:val="5B9BD5"/>
+          <w:sz w:val="16"/>
+          <w:szCs w:val="16"/>
+        </w:rPr>
+      </w:pPr>
+      <w:r>
+        <w:rPr>
+          <w:rFonts w:ascii="Arial" w:eastAsia="Arial" w:hAnsi="Arial" w:cs="Arial"/>
           <w:sz w:val="32"/>
           <w:szCs w:val="32"/>
-          <w:lang w:eastAsia="es-PE"/>
-        </w:rPr>
-      </w:pPr>
-      <w:r>
-        <w:t>Curso: Calidad y Pruebas de Software</w:t>
-      </w:r>
-    </w:p>
-    <w:p>
-      <w:pPr>
-        <w:autoSpaceDE w:val="0"/>
-        <w:autoSpaceDN w:val="0"/>
-        <w:adjustRightInd w:val="0"/>
-        <w:spacing w:after="0"/>
+        </w:rPr>
+        <w:t xml:space="preserve">Curso: </w:t>
+      </w:r>
+      <w:r>
+        <w:rPr>
+          <w:rFonts w:ascii="Arial" w:eastAsia="Arial" w:hAnsi="Arial" w:cs="Arial"/>
+          <w:i/>
+          <w:iCs/>
+          <w:sz w:val="31"/>
+          <w:szCs w:val="31"/>
+        </w:rPr>
+        <w:t>Calidad Y Pruebas De Software</w:t>
+      </w:r>
+      <w:r>
+        <w:rPr>
+          <w:rFonts w:ascii="Arial" w:eastAsia="Arial" w:hAnsi="Arial" w:cs="Arial"/>
+          <w:b/>
+          <w:bCs/>
+          <w:color w:val="5B9BD5"/>
+          <w:sz w:val="16"/>
+          <w:szCs w:val="16"/>
+        </w:rPr>
+        <w:t xml:space="preserve"> </w:t>
+      </w:r>
+    </w:p>
+    <w:p>
+      <w:pPr>
+        <w:spacing w:before="240" w:after="0" w:line="276" w:lineRule="auto"/>
         <w:jc w:val="center"/>
         <w:rPr>
-          <w:rFonts w:ascii="Arial" w:hAnsi="Arial" w:cs="Arial"/>
-          <w:b/>
-          <w:color w:val="5B9BD5" w:themeColor="accent1"/>
-          <w:sz w:val="16"/>
-          <w:szCs w:val="36"/>
-        </w:rPr>
-      </w:pPr>
-    </w:p>
-    <w:p>
-      <w:pPr>
-        <w:autoSpaceDE w:val="0"/>
-        <w:autoSpaceDN w:val="0"/>
-        <w:adjustRightInd w:val="0"/>
-        <w:spacing w:after="0"/>
-        <w:jc w:val="center"/>
-        <w:rPr>
-          <w:rFonts w:ascii="Arial" w:hAnsi="Arial" w:cs="Arial"/>
-          <w:b/>
-          <w:color w:val="5B9BD5" w:themeColor="accent1"/>
-          <w:sz w:val="16"/>
-          <w:szCs w:val="36"/>
-        </w:rPr>
-      </w:pPr>
-    </w:p>
-    <w:p>
-      <w:pPr>
-        <w:spacing w:after="0"/>
-        <w:jc w:val="center"/>
-        <w:rPr>
-          <w:rFonts w:ascii="Arial" w:eastAsia="Times New Roman" w:hAnsi="Arial" w:cs="Arial"/>
-          <w:i/>
+          <w:rFonts w:ascii="Arial" w:eastAsia="Arial" w:hAnsi="Arial" w:cs="Arial"/>
+          <w:i/>
+          <w:iCs/>
+          <w:sz w:val="31"/>
+          <w:szCs w:val="31"/>
+        </w:rPr>
+      </w:pPr>
+      <w:r>
+        <w:rPr>
+          <w:rFonts w:ascii="Arial" w:eastAsia="Arial" w:hAnsi="Arial" w:cs="Arial"/>
           <w:sz w:val="32"/>
           <w:szCs w:val="32"/>
-          <w:lang w:eastAsia="es-PE"/>
-        </w:rPr>
-      </w:pPr>
-      <w:r>
-        <w:t>Docente: Patrick Jose Cuadros Quiroga</w:t>
-      </w:r>
-    </w:p>
-    <w:p>
-      <w:pPr>
-        <w:spacing w:after="0"/>
-        <w:jc w:val="center"/>
-        <w:rPr>
-          <w:rFonts w:ascii="Arial" w:eastAsia="Times New Roman" w:hAnsi="Arial" w:cs="Arial"/>
+        </w:rPr>
+        <w:t xml:space="preserve">Docente: </w:t>
+      </w:r>
+      <w:r>
+        <w:rPr>
+          <w:rFonts w:ascii="Arial" w:eastAsia="Arial" w:hAnsi="Arial" w:cs="Arial"/>
+          <w:i/>
+          <w:iCs/>
           <w:sz w:val="32"/>
           <w:szCs w:val="32"/>
-          <w:lang w:eastAsia="es-PE"/>
-        </w:rPr>
-      </w:pPr>
-    </w:p>
-    <w:p>
-      <w:pPr>
-        <w:autoSpaceDE w:val="0"/>
-        <w:autoSpaceDN w:val="0"/>
-        <w:adjustRightInd w:val="0"/>
-        <w:spacing w:after="0"/>
+        </w:rPr>
+        <w:t xml:space="preserve">Mag. Ing. Patrick Cuadros Quiroga  </w:t>
+      </w:r>
+    </w:p>
+    <w:p>
+      <w:pPr>
+        <w:spacing w:before="240" w:after="0" w:line="276" w:lineRule="auto"/>
         <w:jc w:val="center"/>
         <w:rPr>
-          <w:rFonts w:ascii="Arial" w:hAnsi="Arial" w:cs="Arial"/>
-          <w:b/>
-          <w:color w:val="5B9BD5" w:themeColor="accent1"/>
-          <w:sz w:val="16"/>
-          <w:szCs w:val="36"/>
-        </w:rPr>
-      </w:pPr>
-    </w:p>
-    <w:p>
-      <w:pPr>
-        <w:autoSpaceDE w:val="0"/>
-        <w:autoSpaceDN w:val="0"/>
-        <w:adjustRightInd w:val="0"/>
-        <w:spacing w:after="0"/>
-        <w:rPr>
-          <w:rFonts w:ascii="Arial" w:eastAsia="Times New Roman" w:hAnsi="Arial" w:cs="Arial"/>
+          <w:rFonts w:ascii="Arial" w:eastAsia="Arial" w:hAnsi="Arial" w:cs="Arial"/>
+          <w:i/>
+          <w:iCs/>
+          <w:sz w:val="31"/>
+          <w:szCs w:val="31"/>
+        </w:rPr>
+      </w:pPr>
+    </w:p>
+    <w:p>
+      <w:pPr>
+        <w:spacing w:before="240" w:after="0" w:line="276" w:lineRule="auto"/>
+        <w:rPr>
+          <w:rFonts w:ascii="Arial" w:eastAsia="Arial" w:hAnsi="Arial" w:cs="Arial"/>
           <w:sz w:val="32"/>
           <w:szCs w:val="32"/>
-          <w:lang w:eastAsia="es-PE"/>
-        </w:rPr>
-      </w:pPr>
-      <w:r>
-        <w:rPr>
-          <w:rFonts w:ascii="Arial" w:eastAsia="Times New Roman" w:hAnsi="Arial" w:cs="Arial"/>
+        </w:rPr>
+      </w:pPr>
+      <w:r>
+        <w:rPr>
+          <w:rFonts w:ascii="Arial" w:eastAsia="Arial" w:hAnsi="Arial" w:cs="Arial"/>
           <w:sz w:val="32"/>
           <w:szCs w:val="32"/>
-          <w:lang w:eastAsia="es-PE"/>
         </w:rPr>
         <w:t>Integrantes:</w:t>
       </w:r>
     </w:p>
     <w:p>
       <w:pPr>
-        <w:autoSpaceDE w:val="0"/>
-        <w:autoSpaceDN w:val="0"/>
-        <w:adjustRightInd w:val="0"/>
-        <w:spacing w:after="0"/>
-        <w:rPr>
-          <w:rFonts w:ascii="Arial" w:hAnsi="Arial" w:cs="Arial"/>
-          <w:color w:val="5B9BD5" w:themeColor="accent1"/>
-          <w:sz w:val="16"/>
-          <w:szCs w:val="36"/>
-        </w:rPr>
-      </w:pPr>
-    </w:p>
-    <w:p>
-      <w:pPr>
-        <w:spacing w:after="0"/>
-        <w:rPr>
-          <w:rFonts w:ascii="Arial" w:eastAsia="Times New Roman" w:hAnsi="Arial" w:cs="Arial"/>
+        <w:spacing w:before="240" w:after="0" w:line="276" w:lineRule="auto"/>
+        <w:rPr>
+          <w:rFonts w:ascii="Arial" w:eastAsia="Arial" w:hAnsi="Arial" w:cs="Arial"/>
           <w:b/>
-          <w:i/>
+          <w:bCs/>
+          <w:i/>
+          <w:iCs/>
           <w:sz w:val="28"/>
           <w:szCs w:val="28"/>
-          <w:lang w:eastAsia="es-PE"/>
-        </w:rPr>
-      </w:pPr>
-      <w:r>
-        <w:rPr>
-          <w:rFonts w:ascii="Arial" w:eastAsia="Times New Roman" w:hAnsi="Arial" w:cs="Arial"/>
+        </w:rPr>
+      </w:pPr>
+      <w:r>
+        <w:rPr>
+          <w:rFonts w:ascii="Arial" w:eastAsia="Arial" w:hAnsi="Arial" w:cs="Arial"/>
           <w:b/>
-          <w:i/>
+          <w:bCs/>
+          <w:i/>
+          <w:iCs/>
           <w:sz w:val="28"/>
           <w:szCs w:val="28"/>
-          <w:lang w:eastAsia="es-PE"/>
-        </w:rPr>
-        <w:t>{</w:t>
-      </w:r>
-      <w:r>
-        <w:rPr>
-          <w:rFonts w:ascii="Arial" w:eastAsia="Times New Roman" w:hAnsi="Arial" w:cs="Arial"/>
+        </w:rPr>
+        <w:t>Concha Llaca, Gerardo Alejandro</w:t>
+      </w:r>
+      <w:r>
+        <w:rPr>
+          <w:rFonts w:ascii="Arial" w:eastAsia="Arial" w:hAnsi="Arial" w:cs="Arial"/>
+        </w:rPr>
+        <w:t xml:space="preserve">                      </w:t>
+      </w:r>
+      <w:r>
+        <w:rPr>
+          <w:rFonts w:ascii="Arial" w:eastAsia="Arial" w:hAnsi="Arial" w:cs="Arial"/>
+        </w:rPr>
+        <w:tab/>
+      </w:r>
+      <w:r>
+        <w:rPr>
+          <w:rFonts w:ascii="Arial" w:eastAsia="Arial" w:hAnsi="Arial" w:cs="Arial"/>
           <w:b/>
-          <w:i/>
+          <w:bCs/>
+          <w:i/>
+          <w:iCs/>
           <w:sz w:val="28"/>
           <w:szCs w:val="28"/>
-          <w:lang w:eastAsia="es-PE"/>
-        </w:rPr>
-        <w:t>Apellidos y Nombres del e</w:t>
-      </w:r>
-      <w:r>
-        <w:rPr>
-          <w:rFonts w:ascii="Arial" w:eastAsia="Times New Roman" w:hAnsi="Arial" w:cs="Arial"/>
+        </w:rPr>
+        <w:t xml:space="preserve"> (2017057849)</w:t>
+      </w:r>
+    </w:p>
+    <w:p>
+      <w:pPr>
+        <w:spacing w:before="240" w:after="0" w:line="276" w:lineRule="auto"/>
+        <w:rPr>
+          <w:rFonts w:ascii="Arial" w:eastAsia="Arial" w:hAnsi="Arial" w:cs="Arial"/>
+          <w:sz w:val="30"/>
+          <w:szCs w:val="30"/>
+        </w:rPr>
+      </w:pPr>
+      <w:r>
+        <w:rPr>
+          <w:rFonts w:ascii="Arial" w:eastAsia="Arial" w:hAnsi="Arial" w:cs="Arial"/>
           <w:b/>
-          <w:i/>
+          <w:bCs/>
+          <w:i/>
+          <w:iCs/>
           <w:sz w:val="28"/>
           <w:szCs w:val="28"/>
-          <w:lang w:eastAsia="es-PE"/>
-        </w:rPr>
-        <w:t>studiante</w:t>
-      </w:r>
-      <w:r>
-        <w:rPr>
-          <w:rFonts w:ascii="Arial" w:eastAsia="Times New Roman" w:hAnsi="Arial" w:cs="Arial"/>
+        </w:rPr>
+        <w:t xml:space="preserve"> Diego </w:t>
+      </w:r>
+      <w:proofErr w:type="spellStart"/>
+      <w:r>
+        <w:rPr>
+          <w:rFonts w:ascii="Arial" w:eastAsia="Arial" w:hAnsi="Arial" w:cs="Arial"/>
           <w:b/>
-          <w:i/>
+          <w:bCs/>
+          <w:i/>
+          <w:iCs/>
           <w:sz w:val="28"/>
           <w:szCs w:val="28"/>
-          <w:lang w:eastAsia="es-PE"/>
+        </w:rPr>
+        <w:t>Fabrizio</w:t>
+      </w:r>
+      <w:proofErr w:type="spellEnd"/>
+      <w:r>
+        <w:rPr>
+          <w:rFonts w:ascii="Arial" w:eastAsia="Arial" w:hAnsi="Arial" w:cs="Arial"/>
+          <w:b/>
+          <w:bCs/>
+          <w:i/>
+          <w:iCs/>
+          <w:sz w:val="28"/>
+          <w:szCs w:val="28"/>
+        </w:rPr>
+        <w:t xml:space="preserve"> Andia Navarro </w:t>
+      </w:r>
+      <w:r>
+        <w:rPr>
+          <w:rFonts w:ascii="Arial" w:eastAsia="Arial" w:hAnsi="Arial" w:cs="Arial"/>
+          <w:b/>
+          <w:bCs/>
+          <w:i/>
+          <w:iCs/>
+          <w:sz w:val="28"/>
+          <w:szCs w:val="28"/>
         </w:rPr>
         <w:tab/>
-        <w:t>(código universitario)}</w:t>
-      </w:r>
-    </w:p>
-    <w:p>
-      <w:pPr>
-        <w:spacing w:after="0"/>
-        <w:jc w:val="center"/>
-        <w:rPr>
-          <w:rFonts w:ascii="Arial" w:eastAsia="Times New Roman" w:hAnsi="Arial" w:cs="Arial"/>
-          <w:sz w:val="32"/>
-          <w:szCs w:val="32"/>
-          <w:lang w:eastAsia="es-PE"/>
-        </w:rPr>
-      </w:pPr>
-    </w:p>
-    <w:p>
-      <w:pPr>
-        <w:spacing w:after="0"/>
-        <w:jc w:val="center"/>
-        <w:rPr>
-          <w:rFonts w:ascii="Arial" w:eastAsia="Times New Roman" w:hAnsi="Arial" w:cs="Arial"/>
-          <w:sz w:val="32"/>
-          <w:szCs w:val="32"/>
-          <w:lang w:eastAsia="es-PE"/>
-        </w:rPr>
-      </w:pPr>
-    </w:p>
-    <w:p>
-      <w:pPr>
-        <w:spacing w:after="0"/>
-        <w:jc w:val="center"/>
-        <w:rPr>
-          <w:rFonts w:ascii="Arial" w:eastAsia="Times New Roman" w:hAnsi="Arial" w:cs="Arial"/>
-          <w:sz w:val="32"/>
-          <w:szCs w:val="32"/>
-          <w:lang w:eastAsia="es-PE"/>
-        </w:rPr>
-      </w:pPr>
-    </w:p>
-    <w:p>
-      <w:pPr>
-        <w:spacing w:after="0"/>
-        <w:jc w:val="center"/>
-        <w:rPr>
-          <w:rFonts w:ascii="Arial" w:eastAsia="Times New Roman" w:hAnsi="Arial" w:cs="Arial"/>
-          <w:sz w:val="32"/>
-          <w:szCs w:val="32"/>
-          <w:lang w:eastAsia="es-PE"/>
-        </w:rPr>
-      </w:pPr>
-    </w:p>
-    <w:p>
-      <w:pPr>
-        <w:spacing w:after="0"/>
-        <w:jc w:val="center"/>
-        <w:rPr>
-          <w:rFonts w:ascii="Arial" w:eastAsia="Times New Roman" w:hAnsi="Arial" w:cs="Arial"/>
-          <w:sz w:val="32"/>
-          <w:szCs w:val="32"/>
-          <w:lang w:eastAsia="es-PE"/>
-        </w:rPr>
-      </w:pPr>
-    </w:p>
-    <w:p>
-      <w:pPr>
-        <w:spacing w:after="0"/>
-        <w:jc w:val="center"/>
-        <w:rPr>
-          <w:rFonts w:ascii="Arial" w:eastAsia="Times New Roman" w:hAnsi="Arial" w:cs="Arial"/>
-          <w:sz w:val="32"/>
-          <w:szCs w:val="32"/>
-          <w:lang w:eastAsia="es-PE"/>
-        </w:rPr>
-      </w:pPr>
-    </w:p>
-    <w:p>
-      <w:pPr>
-        <w:spacing w:after="0"/>
-        <w:jc w:val="center"/>
-        <w:rPr>
-          <w:rFonts w:ascii="Arial" w:eastAsia="Times New Roman" w:hAnsi="Arial" w:cs="Arial"/>
-          <w:sz w:val="32"/>
-          <w:szCs w:val="32"/>
-          <w:lang w:eastAsia="es-PE"/>
-        </w:rPr>
-      </w:pPr>
-    </w:p>
-    <w:p>
-      <w:pPr>
-        <w:spacing w:after="0"/>
-        <w:jc w:val="center"/>
-        <w:rPr>
-          <w:rFonts w:ascii="Arial" w:eastAsia="Times New Roman" w:hAnsi="Arial" w:cs="Arial"/>
-          <w:sz w:val="32"/>
-          <w:szCs w:val="32"/>
-          <w:lang w:eastAsia="es-PE"/>
-        </w:rPr>
-      </w:pPr>
-    </w:p>
-    <w:p>
-      <w:pPr>
-        <w:spacing w:after="0"/>
-        <w:jc w:val="center"/>
-        <w:rPr>
-          <w:rFonts w:ascii="Arial" w:eastAsia="Times New Roman" w:hAnsi="Arial" w:cs="Arial"/>
+      </w:r>
+      <w:r>
+        <w:rPr>
+          <w:rFonts w:ascii="Arial" w:eastAsia="Arial" w:hAnsi="Arial" w:cs="Arial"/>
           <w:b/>
-          <w:sz w:val="32"/>
-          <w:szCs w:val="32"/>
-          <w:lang w:eastAsia="es-PE"/>
-        </w:rPr>
-      </w:pPr>
-      <w:r>
-        <w:rPr>
-          <w:rFonts w:ascii="Arial" w:eastAsia="Times New Roman" w:hAnsi="Arial" w:cs="Arial"/>
+          <w:bCs/>
+          <w:i/>
+          <w:iCs/>
+          <w:sz w:val="28"/>
+          <w:szCs w:val="28"/>
+        </w:rPr>
+        <w:tab/>
+      </w:r>
+      <w:r>
+        <w:rPr>
+          <w:rFonts w:ascii="Arial" w:eastAsia="Arial" w:hAnsi="Arial" w:cs="Arial"/>
           <w:b/>
-          <w:sz w:val="32"/>
-          <w:szCs w:val="32"/>
-          <w:lang w:eastAsia="es-PE"/>
-        </w:rPr>
-        <w:t>Tacna</w:t>
-      </w:r>
-      <w:r>
-        <w:rPr>
-          <w:rFonts w:ascii="Arial" w:eastAsia="Times New Roman" w:hAnsi="Arial" w:cs="Arial"/>
-          <w:b/>
-          <w:sz w:val="32"/>
-          <w:szCs w:val="32"/>
-          <w:lang w:eastAsia="es-PE"/>
-        </w:rPr>
-        <w:t xml:space="preserve"> –</w:t>
-      </w:r>
-      <w:r>
-        <w:rPr>
-          <w:rFonts w:ascii="Arial" w:eastAsia="Times New Roman" w:hAnsi="Arial" w:cs="Arial"/>
-          <w:b/>
-          <w:sz w:val="32"/>
-          <w:szCs w:val="32"/>
-          <w:lang w:eastAsia="es-PE"/>
-        </w:rPr>
-        <w:t xml:space="preserve"> </w:t>
-      </w:r>
-      <w:r>
-        <w:rPr>
-          <w:rFonts w:ascii="Arial" w:eastAsia="Times New Roman" w:hAnsi="Arial" w:cs="Arial"/>
-          <w:b/>
-          <w:sz w:val="32"/>
-          <w:szCs w:val="32"/>
-          <w:lang w:eastAsia="es-PE"/>
-        </w:rPr>
-        <w:t>Perú</w:t>
-      </w:r>
-    </w:p>
-    <w:p>
-      <w:pPr>
-        <w:spacing w:after="0"/>
-        <w:jc w:val="center"/>
-        <w:rPr>
-          <w:rFonts w:ascii="Arial" w:eastAsia="Times New Roman" w:hAnsi="Arial" w:cs="Arial"/>
-          <w:b/>
-          <w:i/>
-          <w:sz w:val="32"/>
-          <w:szCs w:val="32"/>
-          <w:lang w:eastAsia="es-PE"/>
-        </w:rPr>
-      </w:pPr>
-      <w:r>
-        <w:t>2026</w:t>
+          <w:bCs/>
+          <w:i/>
+          <w:iCs/>
+          <w:sz w:val="28"/>
+          <w:szCs w:val="28"/>
+        </w:rPr>
+        <w:tab/>
+        <w:t xml:space="preserve">           (2022073906)</w:t>
       </w:r>
     </w:p>
     <w:p>
@@ -977,7 +846,6 @@
         <w:tc>
           <w:tcPr>
             <w:tcW w:w="3058" w:type="dxa"/>
-            <w:shd w:val="clear" w:color="auto" w:fill="auto"/>
             <w:vAlign w:val="center"/>
           </w:tcPr>
           <w:p>
@@ -1007,7 +875,7 @@
     </w:p>
     <w:p>
       <w:pPr>
-        <w:pStyle w:val="Puesto"/>
+        <w:pStyle w:val="Ttulo"/>
         <w:jc w:val="right"/>
         <w:rPr>
           <w:rFonts w:ascii="Times New Roman" w:hAnsi="Times New Roman"/>
@@ -1018,7 +886,7 @@
     </w:p>
     <w:p>
       <w:pPr>
-        <w:pStyle w:val="Puesto"/>
+        <w:pStyle w:val="Ttulo"/>
         <w:jc w:val="right"/>
         <w:rPr>
           <w:rFonts w:ascii="Times New Roman" w:hAnsi="Times New Roman"/>
@@ -1029,7 +897,7 @@
     </w:p>
     <w:p>
       <w:pPr>
-        <w:pStyle w:val="Puesto"/>
+        <w:pStyle w:val="Ttulo"/>
         <w:jc w:val="right"/>
         <w:rPr>
           <w:rFonts w:ascii="Times New Roman" w:hAnsi="Times New Roman"/>
@@ -1040,7 +908,7 @@
     </w:p>
     <w:p>
       <w:pPr>
-        <w:pStyle w:val="Puesto"/>
+        <w:pStyle w:val="Ttulo"/>
         <w:jc w:val="right"/>
         <w:rPr>
           <w:rFonts w:ascii="Times New Roman" w:hAnsi="Times New Roman"/>
@@ -1051,7 +919,7 @@
     </w:p>
     <w:p>
       <w:pPr>
-        <w:pStyle w:val="Puesto"/>
+        <w:pStyle w:val="Ttulo"/>
         <w:jc w:val="right"/>
         <w:rPr>
           <w:rFonts w:ascii="Times New Roman" w:hAnsi="Times New Roman"/>
@@ -1062,7 +930,7 @@
     </w:p>
     <w:p>
       <w:pPr>
-        <w:pStyle w:val="Puesto"/>
+        <w:pStyle w:val="Ttulo"/>
         <w:jc w:val="right"/>
         <w:rPr>
           <w:rFonts w:ascii="Times New Roman" w:hAnsi="Times New Roman"/>
@@ -1073,7 +941,7 @@
     </w:p>
     <w:p>
       <w:pPr>
-        <w:pStyle w:val="Puesto"/>
+        <w:pStyle w:val="Ttulo"/>
         <w:jc w:val="right"/>
         <w:rPr>
           <w:rFonts w:ascii="Times New Roman" w:hAnsi="Times New Roman"/>
@@ -1084,7 +952,7 @@
     </w:p>
     <w:p>
       <w:pPr>
-        <w:pStyle w:val="Puesto"/>
+        <w:pStyle w:val="Ttulo"/>
         <w:jc w:val="right"/>
         <w:rPr>
           <w:rFonts w:ascii="Times New Roman" w:hAnsi="Times New Roman"/>
@@ -1095,7 +963,7 @@
     </w:p>
     <w:p>
       <w:pPr>
-        <w:pStyle w:val="Puesto"/>
+        <w:pStyle w:val="Ttulo"/>
         <w:jc w:val="right"/>
         <w:rPr>
           <w:rFonts w:ascii="Times New Roman" w:hAnsi="Times New Roman"/>
@@ -1109,7 +977,7 @@
     </w:p>
     <w:p>
       <w:pPr>
-        <w:pStyle w:val="Puesto"/>
+        <w:pStyle w:val="Ttulo"/>
         <w:jc w:val="right"/>
         <w:rPr>
           <w:rFonts w:ascii="Times New Roman" w:hAnsi="Times New Roman"/>
@@ -1128,7 +996,7 @@
     </w:p>
     <w:p>
       <w:pPr>
-        <w:pStyle w:val="Puesto"/>
+        <w:pStyle w:val="Ttulo"/>
         <w:jc w:val="right"/>
         <w:rPr>
           <w:rFonts w:ascii="Times New Roman" w:hAnsi="Times New Roman"/>
@@ -1139,7 +1007,7 @@
     </w:p>
     <w:p>
       <w:pPr>
-        <w:pStyle w:val="Puesto"/>
+        <w:pStyle w:val="Ttulo"/>
         <w:jc w:val="right"/>
         <w:rPr>
           <w:rFonts w:ascii="Times New Roman" w:hAnsi="Times New Roman"/>
@@ -1152,7 +1020,6 @@
         <w:t>Versión 2.0</w:t>
       </w:r>
     </w:p>
-    <w:bookmarkEnd w:id="1"/>
     <w:p>
       <w:pPr>
         <w:rPr>
@@ -1495,7 +1362,6 @@
         <w:tc>
           <w:tcPr>
             <w:tcW w:w="3058" w:type="dxa"/>
-            <w:shd w:val="clear" w:color="auto" w:fill="auto"/>
             <w:vAlign w:val="center"/>
           </w:tcPr>
           <w:p>
@@ -1572,7 +1438,7 @@
       <w:sdtContent>
         <w:p>
           <w:pPr>
-            <w:pStyle w:val="TtulodeTDC"/>
+            <w:pStyle w:val="TtuloTDC"/>
           </w:pPr>
           <w:r>
             <w:rPr>
@@ -4794,8 +4660,8 @@
           <w:szCs w:val="24"/>
         </w:rPr>
       </w:pPr>
-      <w:bookmarkStart w:id="2" w:name="_Toc68679729"/>
-      <w:bookmarkStart w:id="3" w:name="_Toc69808834"/>
+      <w:bookmarkStart w:id="0" w:name="_Toc68679729"/>
+      <w:bookmarkStart w:id="1" w:name="_Toc69808834"/>
       <w:r>
         <w:rPr>
           <w:sz w:val="24"/>
@@ -4803,8 +4669,8 @@
         </w:rPr>
         <w:t>INTRODUCCIÓN</w:t>
       </w:r>
-      <w:bookmarkEnd w:id="2"/>
-      <w:bookmarkEnd w:id="3"/>
+      <w:bookmarkEnd w:id="0"/>
+      <w:bookmarkEnd w:id="1"/>
     </w:p>
     <w:p>
       <w:pPr>
@@ -4827,8 +4693,8 @@
           <w:color w:val="auto"/>
         </w:rPr>
       </w:pPr>
-      <w:bookmarkStart w:id="4" w:name="_Toc68679730"/>
-      <w:bookmarkStart w:id="5" w:name="_Toc69808835"/>
+      <w:bookmarkStart w:id="2" w:name="_Toc68679730"/>
+      <w:bookmarkStart w:id="3" w:name="_Toc69808835"/>
       <w:r>
         <w:rPr>
           <w:rStyle w:val="Ttulo2Car"/>
@@ -4838,7 +4704,7 @@
         </w:rPr>
         <w:t>Propósito</w:t>
       </w:r>
-      <w:bookmarkEnd w:id="4"/>
+      <w:bookmarkEnd w:id="2"/>
       <w:r>
         <w:rPr>
           <w:rStyle w:val="Ttulo2Car"/>
@@ -4857,7 +4723,7 @@
         </w:rPr>
         <w:t>(Diagrama 4+1)</w:t>
       </w:r>
-      <w:bookmarkEnd w:id="5"/>
+      <w:bookmarkEnd w:id="3"/>
     </w:p>
     <w:p>
       <w:pPr>
@@ -4915,8 +4781,8 @@
           <w:color w:val="auto"/>
         </w:rPr>
       </w:pPr>
-      <w:bookmarkStart w:id="6" w:name="_Toc68679731"/>
-      <w:bookmarkStart w:id="7" w:name="_Toc69808836"/>
+      <w:bookmarkStart w:id="4" w:name="_Toc68679731"/>
+      <w:bookmarkStart w:id="5" w:name="_Toc69808836"/>
       <w:r>
         <w:rPr>
           <w:rStyle w:val="Ttulo2Car"/>
@@ -4926,8 +4792,8 @@
         </w:rPr>
         <w:t>Alcance</w:t>
       </w:r>
-      <w:bookmarkEnd w:id="6"/>
-      <w:bookmarkEnd w:id="7"/>
+      <w:bookmarkEnd w:id="4"/>
+      <w:bookmarkEnd w:id="5"/>
     </w:p>
     <w:p>
       <w:pPr>
@@ -5113,8 +4979,8 @@
           <w:color w:val="auto"/>
         </w:rPr>
       </w:pPr>
-      <w:bookmarkStart w:id="8" w:name="_Toc68679732"/>
-      <w:bookmarkStart w:id="9" w:name="_Toc69808837"/>
+      <w:bookmarkStart w:id="6" w:name="_Toc68679732"/>
+      <w:bookmarkStart w:id="7" w:name="_Toc69808837"/>
       <w:r>
         <w:rPr>
           <w:rStyle w:val="Ttulo2Car"/>
@@ -5124,8 +4990,8 @@
         </w:rPr>
         <w:t>Definición, siglas y abreviaturas</w:t>
       </w:r>
-      <w:bookmarkEnd w:id="8"/>
-      <w:bookmarkEnd w:id="9"/>
+      <w:bookmarkEnd w:id="6"/>
+      <w:bookmarkEnd w:id="7"/>
     </w:p>
     <w:p>
       <w:pPr>
@@ -5190,7 +5056,7 @@
           <w:color w:val="auto"/>
         </w:rPr>
       </w:pPr>
-      <w:bookmarkStart w:id="10" w:name="_Toc69808838"/>
+      <w:bookmarkStart w:id="8" w:name="_Toc69808838"/>
       <w:r>
         <w:rPr>
           <w:rStyle w:val="Ttulo2Car"/>
@@ -5200,7 +5066,7 @@
         </w:rPr>
         <w:t>Organización del documento</w:t>
       </w:r>
-      <w:bookmarkEnd w:id="10"/>
+      <w:bookmarkEnd w:id="8"/>
     </w:p>
     <w:p>
       <w:pPr>
@@ -5286,7 +5152,7 @@
           <w:lang w:eastAsia="es-PE"/>
         </w:rPr>
       </w:pPr>
-      <w:bookmarkStart w:id="11" w:name="_Toc69808839"/>
+      <w:bookmarkStart w:id="9" w:name="_Toc69808839"/>
       <w:r>
         <w:rPr>
           <w:b/>
@@ -5295,7 +5161,7 @@
         </w:rPr>
         <w:t>OBJETIVOS Y RESTRICCIONES ARQUITECTONICAS</w:t>
       </w:r>
-      <w:bookmarkEnd w:id="11"/>
+      <w:bookmarkEnd w:id="9"/>
     </w:p>
     <w:p>
       <w:pPr>
@@ -5661,8 +5527,8 @@
           <w:lang w:eastAsia="es-PE"/>
         </w:rPr>
       </w:pPr>
-      <w:bookmarkStart w:id="12" w:name="_Toc68679736"/>
-      <w:bookmarkStart w:id="13" w:name="_Toc69808840"/>
+      <w:bookmarkStart w:id="10" w:name="_Toc68679736"/>
+      <w:bookmarkStart w:id="11" w:name="_Toc69808840"/>
       <w:r>
         <w:rPr>
           <w:color w:val="auto"/>
@@ -5670,8 +5536,8 @@
         </w:rPr>
         <w:t>Requerimientos Funcionales</w:t>
       </w:r>
-      <w:bookmarkEnd w:id="12"/>
-      <w:bookmarkEnd w:id="13"/>
+      <w:bookmarkEnd w:id="10"/>
+      <w:bookmarkEnd w:id="11"/>
     </w:p>
     <w:p>
       <w:pPr>
@@ -5921,7 +5787,7 @@
           <w:lang w:eastAsia="es-PE"/>
         </w:rPr>
       </w:pPr>
-      <w:bookmarkStart w:id="14" w:name="_Toc68679737"/>
+      <w:bookmarkStart w:id="12" w:name="_Toc68679737"/>
     </w:p>
     <w:p>
       <w:pPr>
@@ -5935,7 +5801,7 @@
           <w:lang w:eastAsia="es-PE"/>
         </w:rPr>
       </w:pPr>
-      <w:bookmarkStart w:id="15" w:name="_Toc69808841"/>
+      <w:bookmarkStart w:id="13" w:name="_Toc69808841"/>
       <w:r>
         <w:rPr>
           <w:color w:val="auto"/>
@@ -5943,7 +5809,7 @@
         </w:rPr>
         <w:t>Requerimientos No Funcionales</w:t>
       </w:r>
-      <w:bookmarkEnd w:id="14"/>
+      <w:bookmarkEnd w:id="12"/>
       <w:r>
         <w:rPr>
           <w:color w:val="auto"/>
@@ -5951,7 +5817,7 @@
         </w:rPr>
         <w:t xml:space="preserve"> – Atributos de Calidad</w:t>
       </w:r>
-      <w:bookmarkEnd w:id="15"/>
+      <w:bookmarkEnd w:id="13"/>
     </w:p>
     <w:p>
       <w:pPr>
@@ -6359,31 +6225,7 @@
           <w:sz w:val="20"/>
           <w:szCs w:val="20"/>
         </w:rPr>
-        <w:t xml:space="preserve">   [</w:t>
-      </w:r>
-      <w:proofErr w:type="spellStart"/>
-      <w:r>
-        <w:rPr>
-          <w:rFonts w:ascii="TimesNewRoman,Italic" w:hAnsi="TimesNewRoman,Italic" w:cs="TimesNewRoman,Italic"/>
-          <w:i/>
-          <w:iCs/>
-          <w:color w:val="0000FF"/>
-          <w:sz w:val="20"/>
-          <w:szCs w:val="20"/>
-        </w:rPr>
-        <w:t>Wojcik</w:t>
-      </w:r>
-      <w:proofErr w:type="spellEnd"/>
-      <w:r>
-        <w:rPr>
-          <w:rFonts w:ascii="TimesNewRoman,Italic" w:hAnsi="TimesNewRoman,Italic" w:cs="TimesNewRoman,Italic"/>
-          <w:i/>
-          <w:iCs/>
-          <w:color w:val="0000FF"/>
-          <w:sz w:val="20"/>
-          <w:szCs w:val="20"/>
-        </w:rPr>
-        <w:t xml:space="preserve">  2013].</w:t>
+        <w:t xml:space="preserve">   [Wojcik  2013].</w:t>
       </w:r>
     </w:p>
     <w:p>
@@ -6628,7 +6470,7 @@
           <w:lang w:eastAsia="es-PE"/>
         </w:rPr>
       </w:pPr>
-      <w:bookmarkStart w:id="16" w:name="_Toc69808842"/>
+      <w:bookmarkStart w:id="14" w:name="_Toc69808842"/>
       <w:r>
         <w:rPr>
           <w:b/>
@@ -6661,7 +6503,7 @@
         </w:rPr>
         <w:t xml:space="preserve"> DEL SISTEMA</w:t>
       </w:r>
-      <w:bookmarkEnd w:id="16"/>
+      <w:bookmarkEnd w:id="14"/>
     </w:p>
     <w:p>
       <w:pPr>
@@ -6673,7 +6515,7 @@
           <w:color w:val="auto"/>
         </w:rPr>
       </w:pPr>
-      <w:bookmarkStart w:id="17" w:name="_Toc68679738"/>
+      <w:bookmarkStart w:id="15" w:name="_Toc68679738"/>
     </w:p>
     <w:p>
       <w:pPr>
@@ -6683,7 +6525,7 @@
           <w:numId w:val="9"/>
         </w:numPr>
       </w:pPr>
-      <w:bookmarkStart w:id="18" w:name="_Toc69808843"/>
+      <w:bookmarkStart w:id="16" w:name="_Toc69808843"/>
       <w:r>
         <w:rPr>
           <w:rStyle w:val="Ttulo2Car"/>
@@ -6693,7 +6535,7 @@
         </w:rPr>
         <w:t>Vista de Caso de uso</w:t>
       </w:r>
-      <w:bookmarkEnd w:id="18"/>
+      <w:bookmarkEnd w:id="16"/>
     </w:p>
     <w:p>
       <w:pPr>
@@ -6971,12 +6813,13 @@
           <w:lang w:eastAsia="es-PE"/>
         </w:rPr>
       </w:pPr>
-      <w:bookmarkStart w:id="19" w:name="_Toc69808844"/>
+      <w:bookmarkStart w:id="17" w:name="_Toc69808844"/>
       <w:r>
         <w:rPr>
           <w:color w:val="auto"/>
           <w:lang w:eastAsia="es-PE"/>
         </w:rPr>
+        <w:lastRenderedPageBreak/>
         <w:t>Diagramas de C</w:t>
       </w:r>
       <w:r>
@@ -6986,7 +6829,7 @@
         </w:rPr>
         <w:t>asos de uso</w:t>
       </w:r>
-      <w:bookmarkEnd w:id="19"/>
+      <w:bookmarkEnd w:id="17"/>
     </w:p>
     <w:p>
       <w:pPr>
@@ -7040,8 +6883,8 @@
           <w:color w:val="auto"/>
         </w:rPr>
       </w:pPr>
-      <w:bookmarkStart w:id="20" w:name="_Toc68679739"/>
-      <w:bookmarkStart w:id="21" w:name="_Toc69808845"/>
+      <w:bookmarkStart w:id="18" w:name="_Toc68679739"/>
+      <w:bookmarkStart w:id="19" w:name="_Toc69808845"/>
       <w:r>
         <w:rPr>
           <w:rStyle w:val="Ttulo2Car"/>
@@ -7051,8 +6894,8 @@
         </w:rPr>
         <w:t>Vista Lógica</w:t>
       </w:r>
-      <w:bookmarkEnd w:id="20"/>
-      <w:bookmarkEnd w:id="21"/>
+      <w:bookmarkEnd w:id="18"/>
+      <w:bookmarkEnd w:id="19"/>
     </w:p>
     <w:p>
       <w:pPr>
@@ -7081,7 +6924,6 @@
           <w:sz w:val="20"/>
           <w:szCs w:val="20"/>
         </w:rPr>
-        <w:lastRenderedPageBreak/>
         <w:t>[La vista lógica se encarga de representar los requerimientos funcionales del sistema. Esta sección describe las partes del diseño del modelo significativas para la arquitectura, tales como subsistemas y paquetes.]</w:t>
       </w:r>
     </w:p>
@@ -7092,8 +6934,8 @@
           <w:lang w:eastAsia="es-PE"/>
         </w:rPr>
       </w:pPr>
-      <w:bookmarkStart w:id="22" w:name="_Toc68679740"/>
-      <w:bookmarkStart w:id="23" w:name="_Toc69124248"/>
+      <w:bookmarkStart w:id="20" w:name="_Toc68679740"/>
+      <w:bookmarkStart w:id="21" w:name="_Toc69124248"/>
     </w:p>
     <w:p>
       <w:pPr>
@@ -7107,7 +6949,7 @@
           <w:lang w:eastAsia="es-PE"/>
         </w:rPr>
       </w:pPr>
-      <w:bookmarkStart w:id="24" w:name="_Toc69808846"/>
+      <w:bookmarkStart w:id="22" w:name="_Toc69808846"/>
       <w:r>
         <w:rPr>
           <w:color w:val="auto"/>
@@ -7115,8 +6957,8 @@
         </w:rPr>
         <w:t xml:space="preserve">Diagrama </w:t>
       </w:r>
-      <w:bookmarkEnd w:id="22"/>
-      <w:bookmarkEnd w:id="23"/>
+      <w:bookmarkEnd w:id="20"/>
+      <w:bookmarkEnd w:id="21"/>
       <w:r>
         <w:rPr>
           <w:color w:val="auto"/>
@@ -7138,7 +6980,7 @@
         </w:rPr>
         <w:t>ubsistemas (paquetes)</w:t>
       </w:r>
-      <w:bookmarkEnd w:id="24"/>
+      <w:bookmarkEnd w:id="22"/>
     </w:p>
     <w:p>
       <w:pPr>
@@ -7229,7 +7071,7 @@
           <w:lang w:eastAsia="es-PE"/>
         </w:rPr>
       </w:pPr>
-      <w:bookmarkStart w:id="25" w:name="_Toc69808847"/>
+      <w:bookmarkStart w:id="23" w:name="_Toc69808847"/>
       <w:r>
         <w:rPr>
           <w:color w:val="auto"/>
@@ -7251,7 +7093,7 @@
         </w:rPr>
         <w:t>ecuencia (vista de diseño)</w:t>
       </w:r>
-      <w:bookmarkEnd w:id="25"/>
+      <w:bookmarkEnd w:id="23"/>
     </w:p>
     <w:p>
       <w:pPr>
@@ -7273,7 +7115,7 @@
           <w:lang w:eastAsia="es-PE"/>
         </w:rPr>
       </w:pPr>
-      <w:bookmarkStart w:id="26" w:name="_Toc69808848"/>
+      <w:bookmarkStart w:id="24" w:name="_Toc69808848"/>
       <w:r>
         <w:rPr>
           <w:color w:val="auto"/>
@@ -7295,7 +7137,7 @@
         </w:rPr>
         <w:t>olaboración (vista de diseño)</w:t>
       </w:r>
-      <w:bookmarkEnd w:id="26"/>
+      <w:bookmarkEnd w:id="24"/>
     </w:p>
     <w:p>
       <w:pPr>
@@ -7317,7 +7159,7 @@
           <w:lang w:eastAsia="es-PE"/>
         </w:rPr>
       </w:pPr>
-      <w:bookmarkStart w:id="27" w:name="_Toc69808849"/>
+      <w:bookmarkStart w:id="25" w:name="_Toc69808849"/>
       <w:r>
         <w:rPr>
           <w:color w:val="auto"/>
@@ -7339,7 +7181,7 @@
         </w:rPr>
         <w:t>bjetos</w:t>
       </w:r>
-      <w:bookmarkEnd w:id="27"/>
+      <w:bookmarkEnd w:id="25"/>
     </w:p>
     <w:p>
       <w:pPr>
@@ -7360,7 +7202,7 @@
           <w:lang w:eastAsia="es-PE"/>
         </w:rPr>
       </w:pPr>
-      <w:bookmarkStart w:id="28" w:name="_Toc69808850"/>
+      <w:bookmarkStart w:id="26" w:name="_Toc69808850"/>
       <w:r>
         <w:rPr>
           <w:color w:val="auto"/>
@@ -7382,7 +7224,7 @@
         </w:rPr>
         <w:t>lases</w:t>
       </w:r>
-      <w:bookmarkEnd w:id="28"/>
+      <w:bookmarkEnd w:id="26"/>
     </w:p>
     <w:p>
       <w:pPr>
@@ -7403,7 +7245,7 @@
           <w:lang w:eastAsia="es-PE"/>
         </w:rPr>
       </w:pPr>
-      <w:bookmarkStart w:id="29" w:name="_Toc69808851"/>
+      <w:bookmarkStart w:id="27" w:name="_Toc69808851"/>
       <w:r>
         <w:rPr>
           <w:color w:val="auto"/>
@@ -7425,7 +7267,7 @@
         </w:rPr>
         <w:t>ase de datos (relacional o no relacional)</w:t>
       </w:r>
-      <w:bookmarkEnd w:id="29"/>
+      <w:bookmarkEnd w:id="27"/>
     </w:p>
     <w:p/>
     <w:p>
@@ -7457,8 +7299,8 @@
           <w:color w:val="auto"/>
         </w:rPr>
       </w:pPr>
-      <w:bookmarkStart w:id="30" w:name="_Toc68679746"/>
-      <w:bookmarkStart w:id="31" w:name="_Toc69808852"/>
+      <w:bookmarkStart w:id="28" w:name="_Toc68679746"/>
+      <w:bookmarkStart w:id="29" w:name="_Toc69808852"/>
       <w:r>
         <w:rPr>
           <w:rStyle w:val="Ttulo2Car"/>
@@ -7468,7 +7310,7 @@
         </w:rPr>
         <w:t>Vista de Implementación</w:t>
       </w:r>
-      <w:bookmarkEnd w:id="30"/>
+      <w:bookmarkEnd w:id="28"/>
       <w:r>
         <w:rPr>
           <w:rStyle w:val="Ttulo2Car"/>
@@ -7496,7 +7338,7 @@
         </w:rPr>
         <w:t>)</w:t>
       </w:r>
-      <w:bookmarkEnd w:id="31"/>
+      <w:bookmarkEnd w:id="29"/>
     </w:p>
     <w:p>
       <w:pPr>
@@ -7599,7 +7441,7 @@
           <w:lang w:eastAsia="es-PE"/>
         </w:rPr>
       </w:pPr>
-      <w:bookmarkStart w:id="32" w:name="_Toc69808853"/>
+      <w:bookmarkStart w:id="30" w:name="_Toc69808853"/>
       <w:r>
         <w:rPr>
           <w:color w:val="auto"/>
@@ -7642,7 +7484,7 @@
         </w:rPr>
         <w:t>)</w:t>
       </w:r>
-      <w:bookmarkEnd w:id="32"/>
+      <w:bookmarkEnd w:id="30"/>
     </w:p>
     <w:p>
       <w:pPr>
@@ -7704,8 +7546,8 @@
           <w:lang w:eastAsia="es-PE"/>
         </w:rPr>
       </w:pPr>
-      <w:bookmarkStart w:id="33" w:name="_Toc68679747"/>
-      <w:bookmarkStart w:id="34" w:name="_Toc69808854"/>
+      <w:bookmarkStart w:id="31" w:name="_Toc68679747"/>
+      <w:bookmarkStart w:id="32" w:name="_Toc69808854"/>
       <w:r>
         <w:rPr>
           <w:color w:val="auto"/>
@@ -7734,7 +7576,7 @@
         </w:rPr>
         <w:t>Diagrama de componentes</w:t>
       </w:r>
-      <w:bookmarkEnd w:id="33"/>
+      <w:bookmarkEnd w:id="31"/>
       <w:r>
         <w:rPr>
           <w:color w:val="auto"/>
@@ -7742,7 +7584,7 @@
         </w:rPr>
         <w:t>)</w:t>
       </w:r>
-      <w:bookmarkEnd w:id="34"/>
+      <w:bookmarkEnd w:id="32"/>
     </w:p>
     <w:p>
       <w:pPr>
@@ -7790,6 +7632,7 @@
           <w:sz w:val="20"/>
           <w:szCs w:val="20"/>
         </w:rPr>
+        <w:lastRenderedPageBreak/>
         <w:t>[Se detalla la manera como fue implementado el sistema propuesto, se describe visualmente las capas que tiene el sistema, como están distribuidas y sus principales funciones]</w:t>
       </w:r>
     </w:p>
@@ -7822,9 +7665,9 @@
           <w:color w:val="auto"/>
         </w:rPr>
       </w:pPr>
-      <w:bookmarkStart w:id="35" w:name="_Toc68679741"/>
-      <w:bookmarkStart w:id="36" w:name="_Toc69124251"/>
-      <w:bookmarkStart w:id="37" w:name="_Toc69808855"/>
+      <w:bookmarkStart w:id="33" w:name="_Toc68679741"/>
+      <w:bookmarkStart w:id="34" w:name="_Toc69124251"/>
+      <w:bookmarkStart w:id="35" w:name="_Toc69808855"/>
       <w:r>
         <w:rPr>
           <w:rStyle w:val="Ttulo2Car"/>
@@ -7834,9 +7677,9 @@
         </w:rPr>
         <w:t>Vista de procesos</w:t>
       </w:r>
+      <w:bookmarkEnd w:id="33"/>
+      <w:bookmarkEnd w:id="34"/>
       <w:bookmarkEnd w:id="35"/>
-      <w:bookmarkEnd w:id="36"/>
-      <w:bookmarkEnd w:id="37"/>
     </w:p>
     <w:p>
       <w:pPr>
@@ -7919,25 +7762,24 @@
           <w:color w:val="auto"/>
         </w:rPr>
       </w:pPr>
-      <w:bookmarkStart w:id="38" w:name="_Toc68679742"/>
-      <w:bookmarkStart w:id="39" w:name="_Toc69124252"/>
-      <w:bookmarkStart w:id="40" w:name="_Toc69808856"/>
+      <w:bookmarkStart w:id="36" w:name="_Toc68679742"/>
+      <w:bookmarkStart w:id="37" w:name="_Toc69124252"/>
+      <w:bookmarkStart w:id="38" w:name="_Toc69808856"/>
       <w:r>
         <w:rPr>
           <w:color w:val="auto"/>
         </w:rPr>
-        <w:lastRenderedPageBreak/>
         <w:t>Diagrama de Proceso</w:t>
       </w:r>
+      <w:bookmarkEnd w:id="36"/>
+      <w:bookmarkEnd w:id="37"/>
+      <w:r>
+        <w:rPr>
+          <w:color w:val="auto"/>
+        </w:rPr>
+        <w:t>s del sistema (diagrama de actividad)</w:t>
+      </w:r>
       <w:bookmarkEnd w:id="38"/>
-      <w:bookmarkEnd w:id="39"/>
-      <w:r>
-        <w:rPr>
-          <w:color w:val="auto"/>
-        </w:rPr>
-        <w:t>s del sistema (diagrama de actividad)</w:t>
-      </w:r>
-      <w:bookmarkEnd w:id="40"/>
     </w:p>
     <w:p>
       <w:pPr>
@@ -8065,8 +7907,8 @@
           <w:color w:val="auto"/>
         </w:rPr>
       </w:pPr>
-      <w:bookmarkStart w:id="41" w:name="_Toc68679744"/>
-      <w:bookmarkStart w:id="42" w:name="_Toc69808857"/>
+      <w:bookmarkStart w:id="39" w:name="_Toc68679744"/>
+      <w:bookmarkStart w:id="40" w:name="_Toc69808857"/>
       <w:r>
         <w:rPr>
           <w:rStyle w:val="Ttulo2Car"/>
@@ -8076,7 +7918,7 @@
         </w:rPr>
         <w:t xml:space="preserve">Vista de </w:t>
       </w:r>
-      <w:bookmarkEnd w:id="41"/>
+      <w:bookmarkEnd w:id="39"/>
       <w:r>
         <w:rPr>
           <w:rStyle w:val="Ttulo2Car"/>
@@ -8104,7 +7946,7 @@
         </w:rPr>
         <w:t>)</w:t>
       </w:r>
-      <w:bookmarkEnd w:id="42"/>
+      <w:bookmarkEnd w:id="40"/>
     </w:p>
     <w:p>
       <w:pPr>
@@ -8269,8 +8111,8 @@
           <w:lang w:eastAsia="es-PE"/>
         </w:rPr>
       </w:pPr>
-      <w:bookmarkStart w:id="43" w:name="_Toc68679745"/>
-      <w:bookmarkStart w:id="44" w:name="_Toc69808858"/>
+      <w:bookmarkStart w:id="41" w:name="_Toc68679745"/>
+      <w:bookmarkStart w:id="42" w:name="_Toc69808858"/>
       <w:r>
         <w:rPr>
           <w:color w:val="auto"/>
@@ -8278,7 +8120,7 @@
         </w:rPr>
         <w:t xml:space="preserve">Diagrama de </w:t>
       </w:r>
-      <w:bookmarkEnd w:id="43"/>
+      <w:bookmarkEnd w:id="41"/>
       <w:r>
         <w:rPr>
           <w:color w:val="auto"/>
@@ -8286,7 +8128,7 @@
         </w:rPr>
         <w:t>despliegue</w:t>
       </w:r>
-      <w:bookmarkEnd w:id="44"/>
+      <w:bookmarkEnd w:id="42"/>
     </w:p>
     <w:p>
       <w:pPr>
@@ -8320,31 +8162,7 @@
           <w:sz w:val="20"/>
           <w:szCs w:val="20"/>
         </w:rPr>
-        <w:t>[</w:t>
-      </w:r>
-      <w:proofErr w:type="gramStart"/>
-      <w:r>
-        <w:rPr>
-          <w:rFonts w:ascii="TimesNewRoman,Italic" w:hAnsi="TimesNewRoman,Italic" w:cs="TimesNewRoman,Italic"/>
-          <w:i/>
-          <w:iCs/>
-          <w:color w:val="0000FF"/>
-          <w:sz w:val="20"/>
-          <w:szCs w:val="20"/>
-        </w:rPr>
-        <w:t>un</w:t>
-      </w:r>
-      <w:proofErr w:type="gramEnd"/>
-      <w:r>
-        <w:rPr>
-          <w:rFonts w:ascii="TimesNewRoman,Italic" w:hAnsi="TimesNewRoman,Italic" w:cs="TimesNewRoman,Italic"/>
-          <w:i/>
-          <w:iCs/>
-          <w:color w:val="0000FF"/>
-          <w:sz w:val="20"/>
-          <w:szCs w:val="20"/>
-        </w:rPr>
-        <w:t xml:space="preserve"> diagrama de </w:t>
+        <w:t xml:space="preserve">[un diagrama de </w:t>
       </w:r>
       <w:r>
         <w:rPr>
@@ -8369,7 +8187,7 @@
         <w:t>, amplía el sistema de software y muestra los contenedores (aplicaciones, almacenamiento de datos, microservicios, etc.) que componen este sistema de software]</w:t>
       </w:r>
     </w:p>
-    <w:bookmarkEnd w:id="17"/>
+    <w:bookmarkEnd w:id="15"/>
     <w:p>
       <w:pPr>
         <w:autoSpaceDE w:val="0"/>
@@ -8410,7 +8228,7 @@
           <w:lang w:eastAsia="es-PE"/>
         </w:rPr>
       </w:pPr>
-      <w:bookmarkStart w:id="45" w:name="_Toc69808859"/>
+      <w:bookmarkStart w:id="43" w:name="_Toc69808859"/>
       <w:r>
         <w:rPr>
           <w:b/>
@@ -8419,7 +8237,7 @@
         </w:rPr>
         <w:t>ATRIBUTOS DE CALIDAD DEL SOFTWARE</w:t>
       </w:r>
-      <w:bookmarkEnd w:id="45"/>
+      <w:bookmarkEnd w:id="43"/>
     </w:p>
     <w:p>
       <w:pPr>
@@ -8517,31 +8335,7 @@
           <w:sz w:val="20"/>
           <w:szCs w:val="20"/>
         </w:rPr>
-        <w:t xml:space="preserve">   [</w:t>
-      </w:r>
-      <w:proofErr w:type="spellStart"/>
-      <w:r>
-        <w:rPr>
-          <w:rFonts w:ascii="TimesNewRoman,Italic" w:hAnsi="TimesNewRoman,Italic" w:cs="TimesNewRoman,Italic"/>
-          <w:i/>
-          <w:iCs/>
-          <w:color w:val="0000FF"/>
-          <w:sz w:val="20"/>
-          <w:szCs w:val="20"/>
-        </w:rPr>
-        <w:t>Wojcik</w:t>
-      </w:r>
-      <w:proofErr w:type="spellEnd"/>
-      <w:r>
-        <w:rPr>
-          <w:rFonts w:ascii="TimesNewRoman,Italic" w:hAnsi="TimesNewRoman,Italic" w:cs="TimesNewRoman,Italic"/>
-          <w:i/>
-          <w:iCs/>
-          <w:color w:val="0000FF"/>
-          <w:sz w:val="20"/>
-          <w:szCs w:val="20"/>
-        </w:rPr>
-        <w:t xml:space="preserve">  2013].</w:t>
+        <w:t xml:space="preserve">   [Wojcik  2013].</w:t>
       </w:r>
     </w:p>
     <w:p>
@@ -8692,7 +8486,7 @@
           <w:color w:val="auto"/>
         </w:rPr>
       </w:pPr>
-      <w:bookmarkStart w:id="46" w:name="_Toc69808860"/>
+      <w:bookmarkStart w:id="44" w:name="_Toc69808860"/>
       <w:r>
         <w:rPr>
           <w:rStyle w:val="Ttulo2Car"/>
@@ -8700,7 +8494,7 @@
         </w:rPr>
         <w:t>Escenario de Funcionalidad</w:t>
       </w:r>
-      <w:bookmarkEnd w:id="46"/>
+      <w:bookmarkEnd w:id="44"/>
     </w:p>
     <w:p>
       <w:pPr>
@@ -8730,29 +8524,16 @@
         </w:rPr>
         <w:t>[</w:t>
       </w:r>
-      <w:proofErr w:type="gramStart"/>
-      <w:r>
-        <w:rPr>
-          <w:rFonts w:ascii="TimesNewRoman,Italic" w:hAnsi="TimesNewRoman,Italic" w:cs="TimesNewRoman,Italic"/>
-          <w:i/>
-          <w:iCs/>
-          <w:color w:val="0000FF"/>
-          <w:sz w:val="20"/>
-          <w:szCs w:val="20"/>
-        </w:rPr>
-        <w:t>se</w:t>
-      </w:r>
-      <w:proofErr w:type="gramEnd"/>
-      <w:r>
-        <w:rPr>
-          <w:rFonts w:ascii="TimesNewRoman,Italic" w:hAnsi="TimesNewRoman,Italic" w:cs="TimesNewRoman,Italic"/>
-          <w:i/>
-          <w:iCs/>
-          <w:color w:val="0000FF"/>
-          <w:sz w:val="20"/>
-          <w:szCs w:val="20"/>
-        </w:rPr>
-        <w:t xml:space="preserve"> califica de acuerdo con el conjunto de características y capacidades del programa, la generalidad de las funciones que se entregan y la seguridad general del sistema</w:t>
+      <w:r>
+        <w:rPr>
+          <w:rFonts w:ascii="TimesNewRoman,Italic" w:hAnsi="TimesNewRoman,Italic" w:cs="TimesNewRoman,Italic"/>
+          <w:i/>
+          <w:iCs/>
+          <w:color w:val="0000FF"/>
+          <w:sz w:val="20"/>
+          <w:szCs w:val="20"/>
+        </w:rPr>
+        <w:t>se califica de acuerdo con el conjunto de características y capacidades del programa, la generalidad de las funciones que se entregan y la seguridad general del sistema</w:t>
       </w:r>
       <w:r>
         <w:rPr>
@@ -8782,7 +8563,7 @@
           <w:color w:val="auto"/>
         </w:rPr>
       </w:pPr>
-      <w:bookmarkStart w:id="47" w:name="_Toc69808861"/>
+      <w:bookmarkStart w:id="45" w:name="_Toc69808861"/>
       <w:r>
         <w:rPr>
           <w:rStyle w:val="Ttulo2Car"/>
@@ -8790,7 +8571,7 @@
         </w:rPr>
         <w:t>Escenario de Usabilidad</w:t>
       </w:r>
-      <w:bookmarkEnd w:id="47"/>
+      <w:bookmarkEnd w:id="45"/>
     </w:p>
     <w:p>
       <w:pPr>
@@ -8818,6 +8599,7 @@
           <w:sz w:val="20"/>
           <w:szCs w:val="20"/>
         </w:rPr>
+        <w:lastRenderedPageBreak/>
         <w:t>[Este atributo de calidad se refiere a la facilidad con la que un usuario puede aprender a utilizar e interpretar los resultados producidos por un sistema [</w:t>
       </w:r>
       <w:proofErr w:type="spellStart"/>
@@ -8842,31 +8624,7 @@
           <w:sz w:val="20"/>
           <w:szCs w:val="20"/>
         </w:rPr>
-        <w:t xml:space="preserve"> 1995]. Para este atributo de calidad, se suelen considerar diversos aspectos de la interacción </w:t>
-      </w:r>
-      <w:proofErr w:type="gramStart"/>
-      <w:r>
-        <w:rPr>
-          <w:rFonts w:ascii="TimesNewRoman,Italic" w:hAnsi="TimesNewRoman,Italic" w:cs="TimesNewRoman,Italic"/>
-          <w:i/>
-          <w:iCs/>
-          <w:color w:val="0000FF"/>
-          <w:sz w:val="20"/>
-          <w:szCs w:val="20"/>
-        </w:rPr>
-        <w:t>humano</w:t>
-      </w:r>
-      <w:proofErr w:type="gramEnd"/>
-      <w:r>
-        <w:rPr>
-          <w:rFonts w:ascii="TimesNewRoman,Italic" w:hAnsi="TimesNewRoman,Italic" w:cs="TimesNewRoman,Italic"/>
-          <w:i/>
-          <w:iCs/>
-          <w:color w:val="0000FF"/>
-          <w:sz w:val="20"/>
-          <w:szCs w:val="20"/>
-        </w:rPr>
-        <w:t xml:space="preserve"> computadora, tales como: aprendizaje del sistema, utilización eficiente del sistema, minimización del impacto de errores, adaptación del sistema a las necesidades del usuario, confianza y satisfacción, entre otros.]</w:t>
+        <w:t xml:space="preserve"> 1995]. Para este atributo de calidad, se suelen considerar diversos aspectos de la interacción humano computadora, tales como: aprendizaje del sistema, utilización eficiente del sistema, minimización del impacto de errores, adaptación del sistema a las necesidades del usuario, confianza y satisfacción, entre otros.]</w:t>
       </w:r>
     </w:p>
     <w:p>
@@ -8886,13 +8644,12 @@
           <w:color w:val="auto"/>
         </w:rPr>
       </w:pPr>
-      <w:bookmarkStart w:id="48" w:name="_Toc69808862"/>
+      <w:bookmarkStart w:id="46" w:name="_Toc69808862"/>
       <w:r>
         <w:rPr>
           <w:rStyle w:val="Ttulo2Car"/>
           <w:color w:val="auto"/>
         </w:rPr>
-        <w:lastRenderedPageBreak/>
         <w:t xml:space="preserve">Escenario de </w:t>
       </w:r>
       <w:r>
@@ -8902,7 +8659,7 @@
         </w:rPr>
         <w:t>confiabilidad</w:t>
       </w:r>
-      <w:bookmarkEnd w:id="48"/>
+      <w:bookmarkEnd w:id="46"/>
     </w:p>
     <w:p>
       <w:pPr>
@@ -9003,7 +8760,7 @@
           <w:color w:val="auto"/>
         </w:rPr>
       </w:pPr>
-      <w:bookmarkStart w:id="49" w:name="_Toc69808863"/>
+      <w:bookmarkStart w:id="47" w:name="_Toc69808863"/>
       <w:r>
         <w:rPr>
           <w:rStyle w:val="Ttulo2Car"/>
@@ -9018,7 +8775,7 @@
         </w:rPr>
         <w:t>rendimiento</w:t>
       </w:r>
-      <w:bookmarkEnd w:id="49"/>
+      <w:bookmarkEnd w:id="47"/>
     </w:p>
     <w:p>
       <w:pPr>
@@ -9119,7 +8876,7 @@
           <w:color w:val="auto"/>
         </w:rPr>
       </w:pPr>
-      <w:bookmarkStart w:id="50" w:name="_Toc69808864"/>
+      <w:bookmarkStart w:id="48" w:name="_Toc69808864"/>
       <w:r>
         <w:rPr>
           <w:rStyle w:val="Ttulo2Car"/>
@@ -9134,7 +8891,7 @@
         </w:rPr>
         <w:t>mantenibilidad</w:t>
       </w:r>
-      <w:bookmarkEnd w:id="50"/>
+      <w:bookmarkEnd w:id="48"/>
     </w:p>
     <w:p>
       <w:pPr>
@@ -9204,7 +8961,7 @@
           <w:color w:val="auto"/>
         </w:rPr>
       </w:pPr>
-      <w:bookmarkStart w:id="51" w:name="_Toc69808865"/>
+      <w:bookmarkStart w:id="49" w:name="_Toc69808865"/>
       <w:r>
         <w:rPr>
           <w:rStyle w:val="Ttulo2Car"/>
@@ -9212,7 +8969,7 @@
         </w:rPr>
         <w:t>Otros Escenarios</w:t>
       </w:r>
-      <w:bookmarkEnd w:id="51"/>
+      <w:bookmarkEnd w:id="49"/>
     </w:p>
     <w:p>
       <w:pPr>
@@ -9338,33 +9095,35 @@
         <w:rPr>
           <w:rFonts w:ascii="Arial" w:hAnsi="Arial"/>
           <w:b/>
-          <w:sz w:val="22"/>
         </w:rPr>
         <w:t>Priorización de Requerimientos</w:t>
       </w:r>
     </w:p>
     <w:tbl>
       <w:tblPr>
-        <w:tblW w:type="auto" w:w="0"/>
+        <w:tblW w:w="0" w:type="auto"/>
         <w:jc w:val="center"/>
-        <w:tblLook w:firstColumn="1" w:firstRow="1" w:lastColumn="0" w:lastRow="0" w:noHBand="0" w:noVBand="1" w:val="04A0"/>
+        <w:tblLook w:val="04A0" w:firstRow="1" w:lastRow="0" w:firstColumn="1" w:lastColumn="0" w:noHBand="0" w:noVBand="1"/>
       </w:tblPr>
       <w:tblGrid>
-        <w:gridCol w:w="2835"/>
-        <w:gridCol w:w="2835"/>
-        <w:gridCol w:w="2835"/>
+        <w:gridCol w:w="2830"/>
+        <w:gridCol w:w="2833"/>
+        <w:gridCol w:w="2831"/>
       </w:tblGrid>
       <w:tr>
+        <w:trPr>
+          <w:jc w:val="center"/>
+        </w:trPr>
         <w:tc>
           <w:tcPr>
-            <w:tcW w:type="dxa" w:w="2835"/>
-            <w:shd w:fill="1c7ed6"/>
+            <w:tcW w:w="2835" w:type="dxa"/>
             <w:tcBorders>
-              <w:top w:val="single" w:sz="4" w:space="0" w:color="cccccc"/>
-              <w:left w:val="single" w:sz="4" w:space="0" w:color="cccccc"/>
-              <w:bottom w:val="single" w:sz="4" w:space="0" w:color="cccccc"/>
-              <w:right w:val="single" w:sz="4" w:space="0" w:color="cccccc"/>
+              <w:top w:val="single" w:sz="4" w:space="0" w:color="CCCCCC"/>
+              <w:left w:val="single" w:sz="4" w:space="0" w:color="CCCCCC"/>
+              <w:bottom w:val="single" w:sz="4" w:space="0" w:color="CCCCCC"/>
+              <w:right w:val="single" w:sz="4" w:space="0" w:color="CCCCCC"/>
             </w:tcBorders>
+            <w:shd w:val="clear" w:color="auto" w:fill="1C7ED6"/>
           </w:tcPr>
           <w:p>
             <w:r>
@@ -9379,14 +9138,14 @@
         </w:tc>
         <w:tc>
           <w:tcPr>
-            <w:tcW w:type="dxa" w:w="2835"/>
-            <w:shd w:fill="1c7ed6"/>
+            <w:tcW w:w="2835" w:type="dxa"/>
             <w:tcBorders>
-              <w:top w:val="single" w:sz="4" w:space="0" w:color="cccccc"/>
-              <w:left w:val="single" w:sz="4" w:space="0" w:color="cccccc"/>
-              <w:bottom w:val="single" w:sz="4" w:space="0" w:color="cccccc"/>
-              <w:right w:val="single" w:sz="4" w:space="0" w:color="cccccc"/>
+              <w:top w:val="single" w:sz="4" w:space="0" w:color="CCCCCC"/>
+              <w:left w:val="single" w:sz="4" w:space="0" w:color="CCCCCC"/>
+              <w:bottom w:val="single" w:sz="4" w:space="0" w:color="CCCCCC"/>
+              <w:right w:val="single" w:sz="4" w:space="0" w:color="CCCCCC"/>
             </w:tcBorders>
+            <w:shd w:val="clear" w:color="auto" w:fill="1C7ED6"/>
           </w:tcPr>
           <w:p>
             <w:r>
@@ -9401,14 +9160,14 @@
         </w:tc>
         <w:tc>
           <w:tcPr>
-            <w:tcW w:type="dxa" w:w="2835"/>
-            <w:shd w:fill="1c7ed6"/>
+            <w:tcW w:w="2835" w:type="dxa"/>
             <w:tcBorders>
-              <w:top w:val="single" w:sz="4" w:space="0" w:color="cccccc"/>
-              <w:left w:val="single" w:sz="4" w:space="0" w:color="cccccc"/>
-              <w:bottom w:val="single" w:sz="4" w:space="0" w:color="cccccc"/>
-              <w:right w:val="single" w:sz="4" w:space="0" w:color="cccccc"/>
+              <w:top w:val="single" w:sz="4" w:space="0" w:color="CCCCCC"/>
+              <w:left w:val="single" w:sz="4" w:space="0" w:color="CCCCCC"/>
+              <w:bottom w:val="single" w:sz="4" w:space="0" w:color="CCCCCC"/>
+              <w:right w:val="single" w:sz="4" w:space="0" w:color="CCCCCC"/>
             </w:tcBorders>
+            <w:shd w:val="clear" w:color="auto" w:fill="1C7ED6"/>
           </w:tcPr>
           <w:p>
             <w:r>
@@ -9423,14 +9182,17 @@
         </w:tc>
       </w:tr>
       <w:tr>
+        <w:trPr>
+          <w:jc w:val="center"/>
+        </w:trPr>
         <w:tc>
           <w:tcPr>
-            <w:tcW w:type="dxa" w:w="2835"/>
+            <w:tcW w:w="2835" w:type="dxa"/>
             <w:tcBorders>
-              <w:top w:val="single" w:sz="4" w:space="0" w:color="cccccc"/>
-              <w:left w:val="single" w:sz="4" w:space="0" w:color="cccccc"/>
-              <w:bottom w:val="single" w:sz="4" w:space="0" w:color="cccccc"/>
-              <w:right w:val="single" w:sz="4" w:space="0" w:color="cccccc"/>
+              <w:top w:val="single" w:sz="4" w:space="0" w:color="CCCCCC"/>
+              <w:left w:val="single" w:sz="4" w:space="0" w:color="CCCCCC"/>
+              <w:bottom w:val="single" w:sz="4" w:space="0" w:color="CCCCCC"/>
+              <w:right w:val="single" w:sz="4" w:space="0" w:color="CCCCCC"/>
             </w:tcBorders>
           </w:tcPr>
           <w:p>
@@ -9439,18 +9201,19 @@
                 <w:rFonts w:ascii="Arial" w:hAnsi="Arial"/>
                 <w:sz w:val="18"/>
               </w:rPr>
+              <w:lastRenderedPageBreak/>
               <w:t>RF01</w:t>
             </w:r>
           </w:p>
         </w:tc>
         <w:tc>
           <w:tcPr>
-            <w:tcW w:type="dxa" w:w="2835"/>
+            <w:tcW w:w="2835" w:type="dxa"/>
             <w:tcBorders>
-              <w:top w:val="single" w:sz="4" w:space="0" w:color="cccccc"/>
-              <w:left w:val="single" w:sz="4" w:space="0" w:color="cccccc"/>
-              <w:bottom w:val="single" w:sz="4" w:space="0" w:color="cccccc"/>
-              <w:right w:val="single" w:sz="4" w:space="0" w:color="cccccc"/>
+              <w:top w:val="single" w:sz="4" w:space="0" w:color="CCCCCC"/>
+              <w:left w:val="single" w:sz="4" w:space="0" w:color="CCCCCC"/>
+              <w:bottom w:val="single" w:sz="4" w:space="0" w:color="CCCCCC"/>
+              <w:right w:val="single" w:sz="4" w:space="0" w:color="CCCCCC"/>
             </w:tcBorders>
           </w:tcPr>
           <w:p>
@@ -9465,12 +9228,12 @@
         </w:tc>
         <w:tc>
           <w:tcPr>
-            <w:tcW w:type="dxa" w:w="2835"/>
+            <w:tcW w:w="2835" w:type="dxa"/>
             <w:tcBorders>
-              <w:top w:val="single" w:sz="4" w:space="0" w:color="cccccc"/>
-              <w:left w:val="single" w:sz="4" w:space="0" w:color="cccccc"/>
-              <w:bottom w:val="single" w:sz="4" w:space="0" w:color="cccccc"/>
-              <w:right w:val="single" w:sz="4" w:space="0" w:color="cccccc"/>
+              <w:top w:val="single" w:sz="4" w:space="0" w:color="CCCCCC"/>
+              <w:left w:val="single" w:sz="4" w:space="0" w:color="CCCCCC"/>
+              <w:bottom w:val="single" w:sz="4" w:space="0" w:color="CCCCCC"/>
+              <w:right w:val="single" w:sz="4" w:space="0" w:color="CCCCCC"/>
             </w:tcBorders>
           </w:tcPr>
           <w:p>
@@ -9485,14 +9248,17 @@
         </w:tc>
       </w:tr>
       <w:tr>
+        <w:trPr>
+          <w:jc w:val="center"/>
+        </w:trPr>
         <w:tc>
           <w:tcPr>
-            <w:tcW w:type="dxa" w:w="2835"/>
+            <w:tcW w:w="2835" w:type="dxa"/>
             <w:tcBorders>
-              <w:top w:val="single" w:sz="4" w:space="0" w:color="cccccc"/>
-              <w:left w:val="single" w:sz="4" w:space="0" w:color="cccccc"/>
-              <w:bottom w:val="single" w:sz="4" w:space="0" w:color="cccccc"/>
-              <w:right w:val="single" w:sz="4" w:space="0" w:color="cccccc"/>
+              <w:top w:val="single" w:sz="4" w:space="0" w:color="CCCCCC"/>
+              <w:left w:val="single" w:sz="4" w:space="0" w:color="CCCCCC"/>
+              <w:bottom w:val="single" w:sz="4" w:space="0" w:color="CCCCCC"/>
+              <w:right w:val="single" w:sz="4" w:space="0" w:color="CCCCCC"/>
             </w:tcBorders>
           </w:tcPr>
           <w:p>
@@ -9507,12 +9273,12 @@
         </w:tc>
         <w:tc>
           <w:tcPr>
-            <w:tcW w:type="dxa" w:w="2835"/>
+            <w:tcW w:w="2835" w:type="dxa"/>
             <w:tcBorders>
-              <w:top w:val="single" w:sz="4" w:space="0" w:color="cccccc"/>
-              <w:left w:val="single" w:sz="4" w:space="0" w:color="cccccc"/>
-              <w:bottom w:val="single" w:sz="4" w:space="0" w:color="cccccc"/>
-              <w:right w:val="single" w:sz="4" w:space="0" w:color="cccccc"/>
+              <w:top w:val="single" w:sz="4" w:space="0" w:color="CCCCCC"/>
+              <w:left w:val="single" w:sz="4" w:space="0" w:color="CCCCCC"/>
+              <w:bottom w:val="single" w:sz="4" w:space="0" w:color="CCCCCC"/>
+              <w:right w:val="single" w:sz="4" w:space="0" w:color="CCCCCC"/>
             </w:tcBorders>
           </w:tcPr>
           <w:p>
@@ -9527,12 +9293,12 @@
         </w:tc>
         <w:tc>
           <w:tcPr>
-            <w:tcW w:type="dxa" w:w="2835"/>
+            <w:tcW w:w="2835" w:type="dxa"/>
             <w:tcBorders>
-              <w:top w:val="single" w:sz="4" w:space="0" w:color="cccccc"/>
-              <w:left w:val="single" w:sz="4" w:space="0" w:color="cccccc"/>
-              <w:bottom w:val="single" w:sz="4" w:space="0" w:color="cccccc"/>
-              <w:right w:val="single" w:sz="4" w:space="0" w:color="cccccc"/>
+              <w:top w:val="single" w:sz="4" w:space="0" w:color="CCCCCC"/>
+              <w:left w:val="single" w:sz="4" w:space="0" w:color="CCCCCC"/>
+              <w:bottom w:val="single" w:sz="4" w:space="0" w:color="CCCCCC"/>
+              <w:right w:val="single" w:sz="4" w:space="0" w:color="CCCCCC"/>
             </w:tcBorders>
           </w:tcPr>
           <w:p>
@@ -9547,14 +9313,17 @@
         </w:tc>
       </w:tr>
       <w:tr>
+        <w:trPr>
+          <w:jc w:val="center"/>
+        </w:trPr>
         <w:tc>
           <w:tcPr>
-            <w:tcW w:type="dxa" w:w="2835"/>
+            <w:tcW w:w="2835" w:type="dxa"/>
             <w:tcBorders>
-              <w:top w:val="single" w:sz="4" w:space="0" w:color="cccccc"/>
-              <w:left w:val="single" w:sz="4" w:space="0" w:color="cccccc"/>
-              <w:bottom w:val="single" w:sz="4" w:space="0" w:color="cccccc"/>
-              <w:right w:val="single" w:sz="4" w:space="0" w:color="cccccc"/>
+              <w:top w:val="single" w:sz="4" w:space="0" w:color="CCCCCC"/>
+              <w:left w:val="single" w:sz="4" w:space="0" w:color="CCCCCC"/>
+              <w:bottom w:val="single" w:sz="4" w:space="0" w:color="CCCCCC"/>
+              <w:right w:val="single" w:sz="4" w:space="0" w:color="CCCCCC"/>
             </w:tcBorders>
           </w:tcPr>
           <w:p>
@@ -9569,12 +9338,12 @@
         </w:tc>
         <w:tc>
           <w:tcPr>
-            <w:tcW w:type="dxa" w:w="2835"/>
+            <w:tcW w:w="2835" w:type="dxa"/>
             <w:tcBorders>
-              <w:top w:val="single" w:sz="4" w:space="0" w:color="cccccc"/>
-              <w:left w:val="single" w:sz="4" w:space="0" w:color="cccccc"/>
-              <w:bottom w:val="single" w:sz="4" w:space="0" w:color="cccccc"/>
-              <w:right w:val="single" w:sz="4" w:space="0" w:color="cccccc"/>
+              <w:top w:val="single" w:sz="4" w:space="0" w:color="CCCCCC"/>
+              <w:left w:val="single" w:sz="4" w:space="0" w:color="CCCCCC"/>
+              <w:bottom w:val="single" w:sz="4" w:space="0" w:color="CCCCCC"/>
+              <w:right w:val="single" w:sz="4" w:space="0" w:color="CCCCCC"/>
             </w:tcBorders>
           </w:tcPr>
           <w:p>
@@ -9589,12 +9358,12 @@
         </w:tc>
         <w:tc>
           <w:tcPr>
-            <w:tcW w:type="dxa" w:w="2835"/>
+            <w:tcW w:w="2835" w:type="dxa"/>
             <w:tcBorders>
-              <w:top w:val="single" w:sz="4" w:space="0" w:color="cccccc"/>
-              <w:left w:val="single" w:sz="4" w:space="0" w:color="cccccc"/>
-              <w:bottom w:val="single" w:sz="4" w:space="0" w:color="cccccc"/>
-              <w:right w:val="single" w:sz="4" w:space="0" w:color="cccccc"/>
+              <w:top w:val="single" w:sz="4" w:space="0" w:color="CCCCCC"/>
+              <w:left w:val="single" w:sz="4" w:space="0" w:color="CCCCCC"/>
+              <w:bottom w:val="single" w:sz="4" w:space="0" w:color="CCCCCC"/>
+              <w:right w:val="single" w:sz="4" w:space="0" w:color="CCCCCC"/>
             </w:tcBorders>
           </w:tcPr>
           <w:p>
@@ -9609,14 +9378,17 @@
         </w:tc>
       </w:tr>
       <w:tr>
+        <w:trPr>
+          <w:jc w:val="center"/>
+        </w:trPr>
         <w:tc>
           <w:tcPr>
-            <w:tcW w:type="dxa" w:w="2835"/>
+            <w:tcW w:w="2835" w:type="dxa"/>
             <w:tcBorders>
-              <w:top w:val="single" w:sz="4" w:space="0" w:color="cccccc"/>
-              <w:left w:val="single" w:sz="4" w:space="0" w:color="cccccc"/>
-              <w:bottom w:val="single" w:sz="4" w:space="0" w:color="cccccc"/>
-              <w:right w:val="single" w:sz="4" w:space="0" w:color="cccccc"/>
+              <w:top w:val="single" w:sz="4" w:space="0" w:color="CCCCCC"/>
+              <w:left w:val="single" w:sz="4" w:space="0" w:color="CCCCCC"/>
+              <w:bottom w:val="single" w:sz="4" w:space="0" w:color="CCCCCC"/>
+              <w:right w:val="single" w:sz="4" w:space="0" w:color="CCCCCC"/>
             </w:tcBorders>
           </w:tcPr>
           <w:p>
@@ -9631,12 +9403,12 @@
         </w:tc>
         <w:tc>
           <w:tcPr>
-            <w:tcW w:type="dxa" w:w="2835"/>
+            <w:tcW w:w="2835" w:type="dxa"/>
             <w:tcBorders>
-              <w:top w:val="single" w:sz="4" w:space="0" w:color="cccccc"/>
-              <w:left w:val="single" w:sz="4" w:space="0" w:color="cccccc"/>
-              <w:bottom w:val="single" w:sz="4" w:space="0" w:color="cccccc"/>
-              <w:right w:val="single" w:sz="4" w:space="0" w:color="cccccc"/>
+              <w:top w:val="single" w:sz="4" w:space="0" w:color="CCCCCC"/>
+              <w:left w:val="single" w:sz="4" w:space="0" w:color="CCCCCC"/>
+              <w:bottom w:val="single" w:sz="4" w:space="0" w:color="CCCCCC"/>
+              <w:right w:val="single" w:sz="4" w:space="0" w:color="CCCCCC"/>
             </w:tcBorders>
           </w:tcPr>
           <w:p>
@@ -9651,12 +9423,12 @@
         </w:tc>
         <w:tc>
           <w:tcPr>
-            <w:tcW w:type="dxa" w:w="2835"/>
+            <w:tcW w:w="2835" w:type="dxa"/>
             <w:tcBorders>
-              <w:top w:val="single" w:sz="4" w:space="0" w:color="cccccc"/>
-              <w:left w:val="single" w:sz="4" w:space="0" w:color="cccccc"/>
-              <w:bottom w:val="single" w:sz="4" w:space="0" w:color="cccccc"/>
-              <w:right w:val="single" w:sz="4" w:space="0" w:color="cccccc"/>
+              <w:top w:val="single" w:sz="4" w:space="0" w:color="CCCCCC"/>
+              <w:left w:val="single" w:sz="4" w:space="0" w:color="CCCCCC"/>
+              <w:bottom w:val="single" w:sz="4" w:space="0" w:color="CCCCCC"/>
+              <w:right w:val="single" w:sz="4" w:space="0" w:color="CCCCCC"/>
             </w:tcBorders>
           </w:tcPr>
           <w:p>
@@ -9671,14 +9443,17 @@
         </w:tc>
       </w:tr>
       <w:tr>
+        <w:trPr>
+          <w:jc w:val="center"/>
+        </w:trPr>
         <w:tc>
           <w:tcPr>
-            <w:tcW w:type="dxa" w:w="2835"/>
+            <w:tcW w:w="2835" w:type="dxa"/>
             <w:tcBorders>
-              <w:top w:val="single" w:sz="4" w:space="0" w:color="cccccc"/>
-              <w:left w:val="single" w:sz="4" w:space="0" w:color="cccccc"/>
-              <w:bottom w:val="single" w:sz="4" w:space="0" w:color="cccccc"/>
-              <w:right w:val="single" w:sz="4" w:space="0" w:color="cccccc"/>
+              <w:top w:val="single" w:sz="4" w:space="0" w:color="CCCCCC"/>
+              <w:left w:val="single" w:sz="4" w:space="0" w:color="CCCCCC"/>
+              <w:bottom w:val="single" w:sz="4" w:space="0" w:color="CCCCCC"/>
+              <w:right w:val="single" w:sz="4" w:space="0" w:color="CCCCCC"/>
             </w:tcBorders>
           </w:tcPr>
           <w:p>
@@ -9693,12 +9468,12 @@
         </w:tc>
         <w:tc>
           <w:tcPr>
-            <w:tcW w:type="dxa" w:w="2835"/>
+            <w:tcW w:w="2835" w:type="dxa"/>
             <w:tcBorders>
-              <w:top w:val="single" w:sz="4" w:space="0" w:color="cccccc"/>
-              <w:left w:val="single" w:sz="4" w:space="0" w:color="cccccc"/>
-              <w:bottom w:val="single" w:sz="4" w:space="0" w:color="cccccc"/>
-              <w:right w:val="single" w:sz="4" w:space="0" w:color="cccccc"/>
+              <w:top w:val="single" w:sz="4" w:space="0" w:color="CCCCCC"/>
+              <w:left w:val="single" w:sz="4" w:space="0" w:color="CCCCCC"/>
+              <w:bottom w:val="single" w:sz="4" w:space="0" w:color="CCCCCC"/>
+              <w:right w:val="single" w:sz="4" w:space="0" w:color="CCCCCC"/>
             </w:tcBorders>
           </w:tcPr>
           <w:p>
@@ -9713,12 +9488,12 @@
         </w:tc>
         <w:tc>
           <w:tcPr>
-            <w:tcW w:type="dxa" w:w="2835"/>
+            <w:tcW w:w="2835" w:type="dxa"/>
             <w:tcBorders>
-              <w:top w:val="single" w:sz="4" w:space="0" w:color="cccccc"/>
-              <w:left w:val="single" w:sz="4" w:space="0" w:color="cccccc"/>
-              <w:bottom w:val="single" w:sz="4" w:space="0" w:color="cccccc"/>
-              <w:right w:val="single" w:sz="4" w:space="0" w:color="cccccc"/>
+              <w:top w:val="single" w:sz="4" w:space="0" w:color="CCCCCC"/>
+              <w:left w:val="single" w:sz="4" w:space="0" w:color="CCCCCC"/>
+              <w:bottom w:val="single" w:sz="4" w:space="0" w:color="CCCCCC"/>
+              <w:right w:val="single" w:sz="4" w:space="0" w:color="CCCCCC"/>
             </w:tcBorders>
           </w:tcPr>
           <w:p>
@@ -9733,14 +9508,17 @@
         </w:tc>
       </w:tr>
       <w:tr>
+        <w:trPr>
+          <w:jc w:val="center"/>
+        </w:trPr>
         <w:tc>
           <w:tcPr>
-            <w:tcW w:type="dxa" w:w="2835"/>
+            <w:tcW w:w="2835" w:type="dxa"/>
             <w:tcBorders>
-              <w:top w:val="single" w:sz="4" w:space="0" w:color="cccccc"/>
-              <w:left w:val="single" w:sz="4" w:space="0" w:color="cccccc"/>
-              <w:bottom w:val="single" w:sz="4" w:space="0" w:color="cccccc"/>
-              <w:right w:val="single" w:sz="4" w:space="0" w:color="cccccc"/>
+              <w:top w:val="single" w:sz="4" w:space="0" w:color="CCCCCC"/>
+              <w:left w:val="single" w:sz="4" w:space="0" w:color="CCCCCC"/>
+              <w:bottom w:val="single" w:sz="4" w:space="0" w:color="CCCCCC"/>
+              <w:right w:val="single" w:sz="4" w:space="0" w:color="CCCCCC"/>
             </w:tcBorders>
           </w:tcPr>
           <w:p>
@@ -9755,12 +9533,12 @@
         </w:tc>
         <w:tc>
           <w:tcPr>
-            <w:tcW w:type="dxa" w:w="2835"/>
+            <w:tcW w:w="2835" w:type="dxa"/>
             <w:tcBorders>
-              <w:top w:val="single" w:sz="4" w:space="0" w:color="cccccc"/>
-              <w:left w:val="single" w:sz="4" w:space="0" w:color="cccccc"/>
-              <w:bottom w:val="single" w:sz="4" w:space="0" w:color="cccccc"/>
-              <w:right w:val="single" w:sz="4" w:space="0" w:color="cccccc"/>
+              <w:top w:val="single" w:sz="4" w:space="0" w:color="CCCCCC"/>
+              <w:left w:val="single" w:sz="4" w:space="0" w:color="CCCCCC"/>
+              <w:bottom w:val="single" w:sz="4" w:space="0" w:color="CCCCCC"/>
+              <w:right w:val="single" w:sz="4" w:space="0" w:color="CCCCCC"/>
             </w:tcBorders>
           </w:tcPr>
           <w:p>
@@ -9775,12 +9553,12 @@
         </w:tc>
         <w:tc>
           <w:tcPr>
-            <w:tcW w:type="dxa" w:w="2835"/>
+            <w:tcW w:w="2835" w:type="dxa"/>
             <w:tcBorders>
-              <w:top w:val="single" w:sz="4" w:space="0" w:color="cccccc"/>
-              <w:left w:val="single" w:sz="4" w:space="0" w:color="cccccc"/>
-              <w:bottom w:val="single" w:sz="4" w:space="0" w:color="cccccc"/>
-              <w:right w:val="single" w:sz="4" w:space="0" w:color="cccccc"/>
+              <w:top w:val="single" w:sz="4" w:space="0" w:color="CCCCCC"/>
+              <w:left w:val="single" w:sz="4" w:space="0" w:color="CCCCCC"/>
+              <w:bottom w:val="single" w:sz="4" w:space="0" w:color="CCCCCC"/>
+              <w:right w:val="single" w:sz="4" w:space="0" w:color="CCCCCC"/>
             </w:tcBorders>
           </w:tcPr>
           <w:p>
@@ -9795,14 +9573,17 @@
         </w:tc>
       </w:tr>
       <w:tr>
+        <w:trPr>
+          <w:jc w:val="center"/>
+        </w:trPr>
         <w:tc>
           <w:tcPr>
-            <w:tcW w:type="dxa" w:w="2835"/>
+            <w:tcW w:w="2835" w:type="dxa"/>
             <w:tcBorders>
-              <w:top w:val="single" w:sz="4" w:space="0" w:color="cccccc"/>
-              <w:left w:val="single" w:sz="4" w:space="0" w:color="cccccc"/>
-              <w:bottom w:val="single" w:sz="4" w:space="0" w:color="cccccc"/>
-              <w:right w:val="single" w:sz="4" w:space="0" w:color="cccccc"/>
+              <w:top w:val="single" w:sz="4" w:space="0" w:color="CCCCCC"/>
+              <w:left w:val="single" w:sz="4" w:space="0" w:color="CCCCCC"/>
+              <w:bottom w:val="single" w:sz="4" w:space="0" w:color="CCCCCC"/>
+              <w:right w:val="single" w:sz="4" w:space="0" w:color="CCCCCC"/>
             </w:tcBorders>
           </w:tcPr>
           <w:p>
@@ -9817,12 +9598,12 @@
         </w:tc>
         <w:tc>
           <w:tcPr>
-            <w:tcW w:type="dxa" w:w="2835"/>
+            <w:tcW w:w="2835" w:type="dxa"/>
             <w:tcBorders>
-              <w:top w:val="single" w:sz="4" w:space="0" w:color="cccccc"/>
-              <w:left w:val="single" w:sz="4" w:space="0" w:color="cccccc"/>
-              <w:bottom w:val="single" w:sz="4" w:space="0" w:color="cccccc"/>
-              <w:right w:val="single" w:sz="4" w:space="0" w:color="cccccc"/>
+              <w:top w:val="single" w:sz="4" w:space="0" w:color="CCCCCC"/>
+              <w:left w:val="single" w:sz="4" w:space="0" w:color="CCCCCC"/>
+              <w:bottom w:val="single" w:sz="4" w:space="0" w:color="CCCCCC"/>
+              <w:right w:val="single" w:sz="4" w:space="0" w:color="CCCCCC"/>
             </w:tcBorders>
           </w:tcPr>
           <w:p>
@@ -9837,12 +9618,12 @@
         </w:tc>
         <w:tc>
           <w:tcPr>
-            <w:tcW w:type="dxa" w:w="2835"/>
+            <w:tcW w:w="2835" w:type="dxa"/>
             <w:tcBorders>
-              <w:top w:val="single" w:sz="4" w:space="0" w:color="cccccc"/>
-              <w:left w:val="single" w:sz="4" w:space="0" w:color="cccccc"/>
-              <w:bottom w:val="single" w:sz="4" w:space="0" w:color="cccccc"/>
-              <w:right w:val="single" w:sz="4" w:space="0" w:color="cccccc"/>
+              <w:top w:val="single" w:sz="4" w:space="0" w:color="CCCCCC"/>
+              <w:left w:val="single" w:sz="4" w:space="0" w:color="CCCCCC"/>
+              <w:bottom w:val="single" w:sz="4" w:space="0" w:color="CCCCCC"/>
+              <w:right w:val="single" w:sz="4" w:space="0" w:color="CCCCCC"/>
             </w:tcBorders>
           </w:tcPr>
           <w:p>
@@ -9880,7 +9661,6 @@
         <w:rPr>
           <w:rFonts w:ascii="Arial" w:hAnsi="Arial"/>
           <w:b/>
-          <w:sz w:val="22"/>
         </w:rPr>
         <w:t>3.0 Patrón Arquitectónico: Arquitectura en Capas (Layered)</w:t>
       </w:r>
@@ -9933,7 +9713,6 @@
         <w:rPr>
           <w:rFonts w:ascii="Arial" w:hAnsi="Arial"/>
           <w:b/>
-          <w:sz w:val="22"/>
         </w:rPr>
         <w:t>3.1 Vista de Casos de Uso (Contexto C4 - Nivel 1)</w:t>
       </w:r>
@@ -9962,7 +9741,6 @@
         <w:rPr>
           <w:rFonts w:ascii="Arial" w:hAnsi="Arial"/>
           <w:b/>
-          <w:sz w:val="22"/>
         </w:rPr>
         <w:t>3.2 Vista de Contenedores (C4 - Nivel 2)</w:t>
       </w:r>
@@ -9991,7 +9769,6 @@
         <w:rPr>
           <w:rFonts w:ascii="Arial" w:hAnsi="Arial"/>
           <w:b/>
-          <w:sz w:val="22"/>
         </w:rPr>
         <w:t>3.3 Vista de Componentes (C4 - Nivel 3)</w:t>
       </w:r>
@@ -10020,7 +9797,6 @@
         <w:rPr>
           <w:rFonts w:ascii="Arial" w:hAnsi="Arial"/>
           <w:b/>
-          <w:sz w:val="22"/>
         </w:rPr>
         <w:t>3.4 Vista Lógica (Diagrama de Clases)</w:t>
       </w:r>
@@ -10030,6 +9806,7 @@
         <w:rPr>
           <w:rFonts w:ascii="Arial" w:hAnsi="Arial"/>
         </w:rPr>
+        <w:lastRenderedPageBreak/>
         <w:t>[DIAGRAMA: diagrama_clases.png]</w:t>
       </w:r>
     </w:p>
@@ -10049,7 +9826,6 @@
         <w:rPr>
           <w:rFonts w:ascii="Arial" w:hAnsi="Arial"/>
           <w:b/>
-          <w:sz w:val="22"/>
         </w:rPr>
         <w:t>3.5 Vista de Implementación (Diagrama de Paquetes)</w:t>
       </w:r>
@@ -10078,7 +9854,6 @@
         <w:rPr>
           <w:rFonts w:ascii="Arial" w:hAnsi="Arial"/>
           <w:b/>
-          <w:sz w:val="22"/>
         </w:rPr>
         <w:t>3.6 Vista de Despliegue (Diagrama de Despliegue Físico)</w:t>
       </w:r>
@@ -10167,7 +9942,7 @@
 </file>
 
 <file path=word/endnotes.xml><?xml version="1.0" encoding="utf-8"?>
-<w:endnotes xmlns:wpc="http://schemas.microsoft.com/office/word/2010/wordprocessingCanvas" xmlns:mc="http://schemas.openxmlformats.org/markup-compatibility/2006" xmlns:o="urn:schemas-microsoft-com:office:office" xmlns:r="http://schemas.openxmlformats.org/officeDocument/2006/relationships" xmlns:m="http://schemas.openxmlformats.org/officeDocument/2006/math" xmlns:v="urn:schemas-microsoft-com:vml" xmlns:wp14="http://schemas.microsoft.com/office/word/2010/wordprocessingDrawing" xmlns:wp="http://schemas.openxmlformats.org/drawingml/2006/wordprocessingDrawing" xmlns:w10="urn:schemas-microsoft-com:office:word" xmlns:w="http://schemas.openxmlformats.org/wordprocessingml/2006/main" xmlns:w14="http://schemas.microsoft.com/office/word/2010/wordml" xmlns:w15="http://schemas.microsoft.com/office/word/2012/wordml" xmlns:wpg="http://schemas.microsoft.com/office/word/2010/wordprocessingGroup" xmlns:wpi="http://schemas.microsoft.com/office/word/2010/wordprocessingInk" xmlns:wne="http://schemas.microsoft.com/office/word/2006/wordml" xmlns:wps="http://schemas.microsoft.com/office/word/2010/wordprocessingShape" mc:Ignorable="w14 w15 wp14">
+<w:endnotes xmlns:wpc="http://schemas.microsoft.com/office/word/2010/wordprocessingCanvas" xmlns:cx="http://schemas.microsoft.com/office/drawing/2014/chartex" xmlns:cx1="http://schemas.microsoft.com/office/drawing/2015/9/8/chartex" xmlns:cx2="http://schemas.microsoft.com/office/drawing/2015/10/21/chartex" xmlns:cx3="http://schemas.microsoft.com/office/drawing/2016/5/9/chartex" xmlns:cx4="http://schemas.microsoft.com/office/drawing/2016/5/10/chartex" xmlns:cx5="http://schemas.microsoft.com/office/drawing/2016/5/11/chartex" xmlns:cx6="http://schemas.microsoft.com/office/drawing/2016/5/12/chartex" xmlns:cx7="http://schemas.microsoft.com/office/drawing/2016/5/13/chartex" xmlns:cx8="http://schemas.microsoft.com/office/drawing/2016/5/14/chartex" xmlns:mc="http://schemas.openxmlformats.org/markup-compatibility/2006" xmlns:aink="http://schemas.microsoft.com/office/drawing/2016/ink" xmlns:am3d="http://schemas.microsoft.com/office/drawing/2017/model3d" xmlns:o="urn:schemas-microsoft-com:office:office" xmlns:oel="http://schemas.microsoft.com/office/2019/extlst" xmlns:r="http://schemas.openxmlformats.org/officeDocument/2006/relationships" xmlns:m="http://schemas.openxmlformats.org/officeDocument/2006/math" xmlns:v="urn:schemas-microsoft-com:vml" xmlns:wp14="http://schemas.microsoft.com/office/word/2010/wordprocessingDrawing" xmlns:wp="http://schemas.openxmlformats.org/drawingml/2006/wordprocessingDrawing" xmlns:w10="urn:schemas-microsoft-com:office:word" xmlns:w="http://schemas.openxmlformats.org/wordprocessingml/2006/main" xmlns:w14="http://schemas.microsoft.com/office/word/2010/wordml" xmlns:w15="http://schemas.microsoft.com/office/word/2012/wordml" xmlns:w16cex="http://schemas.microsoft.com/office/word/2018/wordml/cex" xmlns:w16cid="http://schemas.microsoft.com/office/word/2016/wordml/cid" xmlns:w16="http://schemas.microsoft.com/office/word/2018/wordml" xmlns:w16du="http://schemas.microsoft.com/office/word/2023/wordml/word16du" xmlns:w16sdtdh="http://schemas.microsoft.com/office/word/2020/wordml/sdtdatahash" xmlns:w16sdtfl="http://schemas.microsoft.com/office/word/2024/wordml/sdtformatlock" xmlns:w16se="http://schemas.microsoft.com/office/word/2015/wordml/symex" xmlns:wpg="http://schemas.microsoft.com/office/word/2010/wordprocessingGroup" xmlns:wpi="http://schemas.microsoft.com/office/word/2010/wordprocessingInk" xmlns:wne="http://schemas.microsoft.com/office/word/2006/wordml" xmlns:wps="http://schemas.microsoft.com/office/word/2010/wordprocessingShape" mc:Ignorable="w14 w15 w16se w16cid w16 w16cex w16sdtdh w16sdtfl w16du wp14">
   <w:endnote w:type="separator" w:id="-1">
     <w:p>
       <w:pPr>
@@ -10192,7 +9967,7 @@
 </file>
 
 <file path=word/footer1.xml><?xml version="1.0" encoding="utf-8"?>
-<w:ftr xmlns:wpc="http://schemas.microsoft.com/office/word/2010/wordprocessingCanvas" xmlns:mc="http://schemas.openxmlformats.org/markup-compatibility/2006" xmlns:o="urn:schemas-microsoft-com:office:office" xmlns:r="http://schemas.openxmlformats.org/officeDocument/2006/relationships" xmlns:m="http://schemas.openxmlformats.org/officeDocument/2006/math" xmlns:v="urn:schemas-microsoft-com:vml" xmlns:wp14="http://schemas.microsoft.com/office/word/2010/wordprocessingDrawing" xmlns:wp="http://schemas.openxmlformats.org/drawingml/2006/wordprocessingDrawing" xmlns:w10="urn:schemas-microsoft-com:office:word" xmlns:w="http://schemas.openxmlformats.org/wordprocessingml/2006/main" xmlns:w14="http://schemas.microsoft.com/office/word/2010/wordml" xmlns:w15="http://schemas.microsoft.com/office/word/2012/wordml" xmlns:wpg="http://schemas.microsoft.com/office/word/2010/wordprocessingGroup" xmlns:wpi="http://schemas.microsoft.com/office/word/2010/wordprocessingInk" xmlns:wne="http://schemas.microsoft.com/office/word/2006/wordml" xmlns:wps="http://schemas.microsoft.com/office/word/2010/wordprocessingShape" mc:Ignorable="w14 w15 wp14">
+<w:ftr xmlns:wpc="http://schemas.microsoft.com/office/word/2010/wordprocessingCanvas" xmlns:cx="http://schemas.microsoft.com/office/drawing/2014/chartex" xmlns:cx1="http://schemas.microsoft.com/office/drawing/2015/9/8/chartex" xmlns:cx2="http://schemas.microsoft.com/office/drawing/2015/10/21/chartex" xmlns:cx3="http://schemas.microsoft.com/office/drawing/2016/5/9/chartex" xmlns:cx4="http://schemas.microsoft.com/office/drawing/2016/5/10/chartex" xmlns:cx5="http://schemas.microsoft.com/office/drawing/2016/5/11/chartex" xmlns:cx6="http://schemas.microsoft.com/office/drawing/2016/5/12/chartex" xmlns:cx7="http://schemas.microsoft.com/office/drawing/2016/5/13/chartex" xmlns:cx8="http://schemas.microsoft.com/office/drawing/2016/5/14/chartex" xmlns:mc="http://schemas.openxmlformats.org/markup-compatibility/2006" xmlns:aink="http://schemas.microsoft.com/office/drawing/2016/ink" xmlns:am3d="http://schemas.microsoft.com/office/drawing/2017/model3d" xmlns:o="urn:schemas-microsoft-com:office:office" xmlns:oel="http://schemas.microsoft.com/office/2019/extlst" xmlns:r="http://schemas.openxmlformats.org/officeDocument/2006/relationships" xmlns:m="http://schemas.openxmlformats.org/officeDocument/2006/math" xmlns:v="urn:schemas-microsoft-com:vml" xmlns:wp14="http://schemas.microsoft.com/office/word/2010/wordprocessingDrawing" xmlns:wp="http://schemas.openxmlformats.org/drawingml/2006/wordprocessingDrawing" xmlns:w10="urn:schemas-microsoft-com:office:word" xmlns:w="http://schemas.openxmlformats.org/wordprocessingml/2006/main" xmlns:w14="http://schemas.microsoft.com/office/word/2010/wordml" xmlns:w15="http://schemas.microsoft.com/office/word/2012/wordml" xmlns:w16cex="http://schemas.microsoft.com/office/word/2018/wordml/cex" xmlns:w16cid="http://schemas.microsoft.com/office/word/2016/wordml/cid" xmlns:w16="http://schemas.microsoft.com/office/word/2018/wordml" xmlns:w16du="http://schemas.microsoft.com/office/word/2023/wordml/word16du" xmlns:w16sdtdh="http://schemas.microsoft.com/office/word/2020/wordml/sdtdatahash" xmlns:w16sdtfl="http://schemas.microsoft.com/office/word/2024/wordml/sdtformatlock" xmlns:w16se="http://schemas.microsoft.com/office/word/2015/wordml/symex" xmlns:wpg="http://schemas.microsoft.com/office/word/2010/wordprocessingGroup" xmlns:wpi="http://schemas.microsoft.com/office/word/2010/wordprocessingInk" xmlns:wne="http://schemas.microsoft.com/office/word/2006/wordml" xmlns:wps="http://schemas.microsoft.com/office/word/2010/wordprocessingShape" mc:Ignorable="w14 w15 w16se w16cid w16 w16cex w16sdtdh w16sdtfl w16du wp14">
   <w:sdt>
     <w:sdtPr>
       <w:id w:val="-1014383162"/>
@@ -10201,7 +9976,6 @@
         <w:docPartUnique/>
       </w:docPartObj>
     </w:sdtPr>
-    <w:sdtEndPr/>
     <w:sdtContent>
       <w:p>
         <w:pPr>
@@ -10239,7 +10013,7 @@
 </file>
 
 <file path=word/footnotes.xml><?xml version="1.0" encoding="utf-8"?>
-<w:footnotes xmlns:wpc="http://schemas.microsoft.com/office/word/2010/wordprocessingCanvas" xmlns:mc="http://schemas.openxmlformats.org/markup-compatibility/2006" xmlns:o="urn:schemas-microsoft-com:office:office" xmlns:r="http://schemas.openxmlformats.org/officeDocument/2006/relationships" xmlns:m="http://schemas.openxmlformats.org/officeDocument/2006/math" xmlns:v="urn:schemas-microsoft-com:vml" xmlns:wp14="http://schemas.microsoft.com/office/word/2010/wordprocessingDrawing" xmlns:wp="http://schemas.openxmlformats.org/drawingml/2006/wordprocessingDrawing" xmlns:w10="urn:schemas-microsoft-com:office:word" xmlns:w="http://schemas.openxmlformats.org/wordprocessingml/2006/main" xmlns:w14="http://schemas.microsoft.com/office/word/2010/wordml" xmlns:w15="http://schemas.microsoft.com/office/word/2012/wordml" xmlns:wpg="http://schemas.microsoft.com/office/word/2010/wordprocessingGroup" xmlns:wpi="http://schemas.microsoft.com/office/word/2010/wordprocessingInk" xmlns:wne="http://schemas.microsoft.com/office/word/2006/wordml" xmlns:wps="http://schemas.microsoft.com/office/word/2010/wordprocessingShape" mc:Ignorable="w14 w15 wp14">
+<w:footnotes xmlns:wpc="http://schemas.microsoft.com/office/word/2010/wordprocessingCanvas" xmlns:cx="http://schemas.microsoft.com/office/drawing/2014/chartex" xmlns:cx1="http://schemas.microsoft.com/office/drawing/2015/9/8/chartex" xmlns:cx2="http://schemas.microsoft.com/office/drawing/2015/10/21/chartex" xmlns:cx3="http://schemas.microsoft.com/office/drawing/2016/5/9/chartex" xmlns:cx4="http://schemas.microsoft.com/office/drawing/2016/5/10/chartex" xmlns:cx5="http://schemas.microsoft.com/office/drawing/2016/5/11/chartex" xmlns:cx6="http://schemas.microsoft.com/office/drawing/2016/5/12/chartex" xmlns:cx7="http://schemas.microsoft.com/office/drawing/2016/5/13/chartex" xmlns:cx8="http://schemas.microsoft.com/office/drawing/2016/5/14/chartex" xmlns:mc="http://schemas.openxmlformats.org/markup-compatibility/2006" xmlns:aink="http://schemas.microsoft.com/office/drawing/2016/ink" xmlns:am3d="http://schemas.microsoft.com/office/drawing/2017/model3d" xmlns:o="urn:schemas-microsoft-com:office:office" xmlns:oel="http://schemas.microsoft.com/office/2019/extlst" xmlns:r="http://schemas.openxmlformats.org/officeDocument/2006/relationships" xmlns:m="http://schemas.openxmlformats.org/officeDocument/2006/math" xmlns:v="urn:schemas-microsoft-com:vml" xmlns:wp14="http://schemas.microsoft.com/office/word/2010/wordprocessingDrawing" xmlns:wp="http://schemas.openxmlformats.org/drawingml/2006/wordprocessingDrawing" xmlns:w10="urn:schemas-microsoft-com:office:word" xmlns:w="http://schemas.openxmlformats.org/wordprocessingml/2006/main" xmlns:w14="http://schemas.microsoft.com/office/word/2010/wordml" xmlns:w15="http://schemas.microsoft.com/office/word/2012/wordml" xmlns:w16cex="http://schemas.microsoft.com/office/word/2018/wordml/cex" xmlns:w16cid="http://schemas.microsoft.com/office/word/2016/wordml/cid" xmlns:w16="http://schemas.microsoft.com/office/word/2018/wordml" xmlns:w16du="http://schemas.microsoft.com/office/word/2023/wordml/word16du" xmlns:w16sdtdh="http://schemas.microsoft.com/office/word/2020/wordml/sdtdatahash" xmlns:w16sdtfl="http://schemas.microsoft.com/office/word/2024/wordml/sdtformatlock" xmlns:w16se="http://schemas.microsoft.com/office/word/2015/wordml/symex" xmlns:wpg="http://schemas.microsoft.com/office/word/2010/wordprocessingGroup" xmlns:wpi="http://schemas.microsoft.com/office/word/2010/wordprocessingInk" xmlns:wne="http://schemas.microsoft.com/office/word/2006/wordml" xmlns:wps="http://schemas.microsoft.com/office/word/2010/wordprocessingShape" mc:Ignorable="w14 w15 w16se w16cid w16 w16cex w16sdtdh w16sdtfl w16du wp14">
   <w:footnote w:type="separator" w:id="-1">
     <w:p>
       <w:pPr>
@@ -10264,7 +10038,7 @@
 </file>
 
 <file path=word/header1.xml><?xml version="1.0" encoding="utf-8"?>
-<w:hdr xmlns:wpc="http://schemas.microsoft.com/office/word/2010/wordprocessingCanvas" xmlns:mc="http://schemas.openxmlformats.org/markup-compatibility/2006" xmlns:o="urn:schemas-microsoft-com:office:office" xmlns:r="http://schemas.openxmlformats.org/officeDocument/2006/relationships" xmlns:m="http://schemas.openxmlformats.org/officeDocument/2006/math" xmlns:v="urn:schemas-microsoft-com:vml" xmlns:wp14="http://schemas.microsoft.com/office/word/2010/wordprocessingDrawing" xmlns:wp="http://schemas.openxmlformats.org/drawingml/2006/wordprocessingDrawing" xmlns:w10="urn:schemas-microsoft-com:office:word" xmlns:w="http://schemas.openxmlformats.org/wordprocessingml/2006/main" xmlns:w14="http://schemas.microsoft.com/office/word/2010/wordml" xmlns:w15="http://schemas.microsoft.com/office/word/2012/wordml" xmlns:wpg="http://schemas.microsoft.com/office/word/2010/wordprocessingGroup" xmlns:wpi="http://schemas.microsoft.com/office/word/2010/wordprocessingInk" xmlns:wne="http://schemas.microsoft.com/office/word/2006/wordml" xmlns:wps="http://schemas.microsoft.com/office/word/2010/wordprocessingShape" mc:Ignorable="w14 w15 wp14">
+<w:hdr xmlns:wpc="http://schemas.microsoft.com/office/word/2010/wordprocessingCanvas" xmlns:cx="http://schemas.microsoft.com/office/drawing/2014/chartex" xmlns:cx1="http://schemas.microsoft.com/office/drawing/2015/9/8/chartex" xmlns:cx2="http://schemas.microsoft.com/office/drawing/2015/10/21/chartex" xmlns:cx3="http://schemas.microsoft.com/office/drawing/2016/5/9/chartex" xmlns:cx4="http://schemas.microsoft.com/office/drawing/2016/5/10/chartex" xmlns:cx5="http://schemas.microsoft.com/office/drawing/2016/5/11/chartex" xmlns:cx6="http://schemas.microsoft.com/office/drawing/2016/5/12/chartex" xmlns:cx7="http://schemas.microsoft.com/office/drawing/2016/5/13/chartex" xmlns:cx8="http://schemas.microsoft.com/office/drawing/2016/5/14/chartex" xmlns:mc="http://schemas.openxmlformats.org/markup-compatibility/2006" xmlns:aink="http://schemas.microsoft.com/office/drawing/2016/ink" xmlns:am3d="http://schemas.microsoft.com/office/drawing/2017/model3d" xmlns:o="urn:schemas-microsoft-com:office:office" xmlns:oel="http://schemas.microsoft.com/office/2019/extlst" xmlns:r="http://schemas.openxmlformats.org/officeDocument/2006/relationships" xmlns:m="http://schemas.openxmlformats.org/officeDocument/2006/math" xmlns:v="urn:schemas-microsoft-com:vml" xmlns:wp14="http://schemas.microsoft.com/office/word/2010/wordprocessingDrawing" xmlns:wp="http://schemas.openxmlformats.org/drawingml/2006/wordprocessingDrawing" xmlns:w10="urn:schemas-microsoft-com:office:word" xmlns:w="http://schemas.openxmlformats.org/wordprocessingml/2006/main" xmlns:w14="http://schemas.microsoft.com/office/word/2010/wordml" xmlns:w15="http://schemas.microsoft.com/office/word/2012/wordml" xmlns:w16cex="http://schemas.microsoft.com/office/word/2018/wordml/cex" xmlns:w16cid="http://schemas.microsoft.com/office/word/2016/wordml/cid" xmlns:w16="http://schemas.microsoft.com/office/word/2018/wordml" xmlns:w16du="http://schemas.microsoft.com/office/word/2023/wordml/word16du" xmlns:w16sdtdh="http://schemas.microsoft.com/office/word/2020/wordml/sdtdatahash" xmlns:w16sdtfl="http://schemas.microsoft.com/office/word/2024/wordml/sdtformatlock" xmlns:w16se="http://schemas.microsoft.com/office/word/2015/wordml/symex" xmlns:wpg="http://schemas.microsoft.com/office/word/2010/wordprocessingGroup" xmlns:wpi="http://schemas.microsoft.com/office/word/2010/wordprocessingInk" xmlns:wne="http://schemas.microsoft.com/office/word/2006/wordml" xmlns:wps="http://schemas.microsoft.com/office/word/2010/wordprocessingShape" mc:Ignorable="w14 w15 w16se w16cid w16 w16cex w16sdtdh w16sdtfl w16du wp14">
   <w:p>
     <w:pPr>
       <w:pStyle w:val="Encabezado"/>
@@ -10284,8 +10058,8 @@
 </file>
 
 <file path=word/numbering.xml><?xml version="1.0" encoding="utf-8"?>
-<w:numbering xmlns:wpc="http://schemas.microsoft.com/office/word/2010/wordprocessingCanvas" xmlns:mc="http://schemas.openxmlformats.org/markup-compatibility/2006" xmlns:o="urn:schemas-microsoft-com:office:office" xmlns:r="http://schemas.openxmlformats.org/officeDocument/2006/relationships" xmlns:m="http://schemas.openxmlformats.org/officeDocument/2006/math" xmlns:v="urn:schemas-microsoft-com:vml" xmlns:wp14="http://schemas.microsoft.com/office/word/2010/wordprocessingDrawing" xmlns:wp="http://schemas.openxmlformats.org/drawingml/2006/wordprocessingDrawing" xmlns:w10="urn:schemas-microsoft-com:office:word" xmlns:w="http://schemas.openxmlformats.org/wordprocessingml/2006/main" xmlns:w14="http://schemas.microsoft.com/office/word/2010/wordml" xmlns:w15="http://schemas.microsoft.com/office/word/2012/wordml" xmlns:wpg="http://schemas.microsoft.com/office/word/2010/wordprocessingGroup" xmlns:wpi="http://schemas.microsoft.com/office/word/2010/wordprocessingInk" xmlns:wne="http://schemas.microsoft.com/office/word/2006/wordml" xmlns:wps="http://schemas.microsoft.com/office/word/2010/wordprocessingShape" mc:Ignorable="w14 w15 wp14">
-  <w:abstractNum w:abstractNumId="0">
+<w:numbering xmlns:wpc="http://schemas.microsoft.com/office/word/2010/wordprocessingCanvas" xmlns:cx="http://schemas.microsoft.com/office/drawing/2014/chartex" xmlns:cx1="http://schemas.microsoft.com/office/drawing/2015/9/8/chartex" xmlns:cx2="http://schemas.microsoft.com/office/drawing/2015/10/21/chartex" xmlns:cx3="http://schemas.microsoft.com/office/drawing/2016/5/9/chartex" xmlns:cx4="http://schemas.microsoft.com/office/drawing/2016/5/10/chartex" xmlns:cx5="http://schemas.microsoft.com/office/drawing/2016/5/11/chartex" xmlns:cx6="http://schemas.microsoft.com/office/drawing/2016/5/12/chartex" xmlns:cx7="http://schemas.microsoft.com/office/drawing/2016/5/13/chartex" xmlns:cx8="http://schemas.microsoft.com/office/drawing/2016/5/14/chartex" xmlns:mc="http://schemas.openxmlformats.org/markup-compatibility/2006" xmlns:aink="http://schemas.microsoft.com/office/drawing/2016/ink" xmlns:am3d="http://schemas.microsoft.com/office/drawing/2017/model3d" xmlns:o="urn:schemas-microsoft-com:office:office" xmlns:oel="http://schemas.microsoft.com/office/2019/extlst" xmlns:r="http://schemas.openxmlformats.org/officeDocument/2006/relationships" xmlns:m="http://schemas.openxmlformats.org/officeDocument/2006/math" xmlns:v="urn:schemas-microsoft-com:vml" xmlns:wp14="http://schemas.microsoft.com/office/word/2010/wordprocessingDrawing" xmlns:wp="http://schemas.openxmlformats.org/drawingml/2006/wordprocessingDrawing" xmlns:w10="urn:schemas-microsoft-com:office:word" xmlns:w="http://schemas.openxmlformats.org/wordprocessingml/2006/main" xmlns:w14="http://schemas.microsoft.com/office/word/2010/wordml" xmlns:w15="http://schemas.microsoft.com/office/word/2012/wordml" xmlns:w16cex="http://schemas.microsoft.com/office/word/2018/wordml/cex" xmlns:w16cid="http://schemas.microsoft.com/office/word/2016/wordml/cid" xmlns:w16="http://schemas.microsoft.com/office/word/2018/wordml" xmlns:w16du="http://schemas.microsoft.com/office/word/2023/wordml/word16du" xmlns:w16sdtdh="http://schemas.microsoft.com/office/word/2020/wordml/sdtdatahash" xmlns:w16sdtfl="http://schemas.microsoft.com/office/word/2024/wordml/sdtformatlock" xmlns:w16se="http://schemas.microsoft.com/office/word/2015/wordml/symex" xmlns:wpg="http://schemas.microsoft.com/office/word/2010/wordprocessingGroup" xmlns:wpi="http://schemas.microsoft.com/office/word/2010/wordprocessingInk" xmlns:wne="http://schemas.microsoft.com/office/word/2006/wordml" xmlns:wps="http://schemas.microsoft.com/office/word/2010/wordprocessingShape" mc:Ignorable="w14 w15 w16se w16cid w16 w16cex w16sdtdh w16sdtfl w16du wp14">
+  <w:abstractNum w:abstractNumId="0" w15:restartNumberingAfterBreak="0">
     <w:nsid w:val="052A397F"/>
     <w:multiLevelType w:val="multilevel"/>
     <w:tmpl w:val="E84A1EE4"/>
@@ -10398,7 +10172,7 @@
       </w:rPr>
     </w:lvl>
   </w:abstractNum>
-  <w:abstractNum w:abstractNumId="1">
+  <w:abstractNum w:abstractNumId="1" w15:restartNumberingAfterBreak="0">
     <w:nsid w:val="090F3FC6"/>
     <w:multiLevelType w:val="multilevel"/>
     <w:tmpl w:val="4A56421C"/>
@@ -10484,7 +10258,7 @@
       </w:pPr>
     </w:lvl>
   </w:abstractNum>
-  <w:abstractNum w:abstractNumId="2">
+  <w:abstractNum w:abstractNumId="2" w15:restartNumberingAfterBreak="0">
     <w:nsid w:val="0DE70D90"/>
     <w:multiLevelType w:val="multilevel"/>
     <w:tmpl w:val="5DC2479E"/>
@@ -10606,7 +10380,7 @@
       </w:rPr>
     </w:lvl>
   </w:abstractNum>
-  <w:abstractNum w:abstractNumId="3">
+  <w:abstractNum w:abstractNumId="3" w15:restartNumberingAfterBreak="0">
     <w:nsid w:val="155B0B25"/>
     <w:multiLevelType w:val="multilevel"/>
     <w:tmpl w:val="4404CEB8"/>
@@ -10719,7 +10493,7 @@
       </w:rPr>
     </w:lvl>
   </w:abstractNum>
-  <w:abstractNum w:abstractNumId="4">
+  <w:abstractNum w:abstractNumId="4" w15:restartNumberingAfterBreak="0">
     <w:nsid w:val="208D6EA9"/>
     <w:multiLevelType w:val="multilevel"/>
     <w:tmpl w:val="280A001F"/>
@@ -10805,7 +10579,7 @@
       </w:pPr>
     </w:lvl>
   </w:abstractNum>
-  <w:abstractNum w:abstractNumId="5">
+  <w:abstractNum w:abstractNumId="5" w15:restartNumberingAfterBreak="0">
     <w:nsid w:val="25073E08"/>
     <w:multiLevelType w:val="multilevel"/>
     <w:tmpl w:val="2B8031D8"/>
@@ -10891,7 +10665,7 @@
       </w:pPr>
     </w:lvl>
   </w:abstractNum>
-  <w:abstractNum w:abstractNumId="6">
+  <w:abstractNum w:abstractNumId="6" w15:restartNumberingAfterBreak="0">
     <w:nsid w:val="32F06D63"/>
     <w:multiLevelType w:val="hybridMultilevel"/>
     <w:tmpl w:val="D520BF98"/>
@@ -11003,7 +10777,7 @@
       </w:rPr>
     </w:lvl>
   </w:abstractNum>
-  <w:abstractNum w:abstractNumId="7">
+  <w:abstractNum w:abstractNumId="7" w15:restartNumberingAfterBreak="0">
     <w:nsid w:val="3A503BC5"/>
     <w:multiLevelType w:val="multilevel"/>
     <w:tmpl w:val="280A001F"/>
@@ -11089,7 +10863,7 @@
       </w:pPr>
     </w:lvl>
   </w:abstractNum>
-  <w:abstractNum w:abstractNumId="8">
+  <w:abstractNum w:abstractNumId="8" w15:restartNumberingAfterBreak="0">
     <w:nsid w:val="3BB70BAE"/>
     <w:multiLevelType w:val="multilevel"/>
     <w:tmpl w:val="E24C0416"/>
@@ -11211,7 +10985,7 @@
       </w:rPr>
     </w:lvl>
   </w:abstractNum>
-  <w:abstractNum w:abstractNumId="9">
+  <w:abstractNum w:abstractNumId="9" w15:restartNumberingAfterBreak="0">
     <w:nsid w:val="45063E19"/>
     <w:multiLevelType w:val="multilevel"/>
     <w:tmpl w:val="04ACB7EE"/>
@@ -11297,7 +11071,7 @@
       </w:pPr>
     </w:lvl>
   </w:abstractNum>
-  <w:abstractNum w:abstractNumId="10">
+  <w:abstractNum w:abstractNumId="10" w15:restartNumberingAfterBreak="0">
     <w:nsid w:val="473B7003"/>
     <w:multiLevelType w:val="multilevel"/>
     <w:tmpl w:val="FCC47AD8"/>
@@ -11383,7 +11157,7 @@
       </w:pPr>
     </w:lvl>
   </w:abstractNum>
-  <w:abstractNum w:abstractNumId="11">
+  <w:abstractNum w:abstractNumId="11" w15:restartNumberingAfterBreak="0">
     <w:nsid w:val="50202DF1"/>
     <w:multiLevelType w:val="multilevel"/>
     <w:tmpl w:val="280A001F"/>
@@ -11469,7 +11243,7 @@
       </w:pPr>
     </w:lvl>
   </w:abstractNum>
-  <w:abstractNum w:abstractNumId="12">
+  <w:abstractNum w:abstractNumId="12" w15:restartNumberingAfterBreak="0">
     <w:nsid w:val="59D63465"/>
     <w:multiLevelType w:val="multilevel"/>
     <w:tmpl w:val="C8B665E4"/>
@@ -11555,7 +11329,7 @@
       </w:pPr>
     </w:lvl>
   </w:abstractNum>
-  <w:abstractNum w:abstractNumId="13">
+  <w:abstractNum w:abstractNumId="13" w15:restartNumberingAfterBreak="0">
     <w:nsid w:val="5A4125FB"/>
     <w:multiLevelType w:val="multilevel"/>
     <w:tmpl w:val="280A001F"/>
@@ -11641,7 +11415,7 @@
       </w:pPr>
     </w:lvl>
   </w:abstractNum>
-  <w:abstractNum w:abstractNumId="14">
+  <w:abstractNum w:abstractNumId="14" w15:restartNumberingAfterBreak="0">
     <w:nsid w:val="5FB27F34"/>
     <w:multiLevelType w:val="hybridMultilevel"/>
     <w:tmpl w:val="B59E000C"/>
@@ -11754,7 +11528,7 @@
       </w:rPr>
     </w:lvl>
   </w:abstractNum>
-  <w:abstractNum w:abstractNumId="15">
+  <w:abstractNum w:abstractNumId="15" w15:restartNumberingAfterBreak="0">
     <w:nsid w:val="671311B9"/>
     <w:multiLevelType w:val="multilevel"/>
     <w:tmpl w:val="280A001F"/>
@@ -11867,7 +11641,7 @@
       </w:rPr>
     </w:lvl>
   </w:abstractNum>
-  <w:abstractNum w:abstractNumId="16">
+  <w:abstractNum w:abstractNumId="16" w15:restartNumberingAfterBreak="0">
     <w:nsid w:val="67683F8A"/>
     <w:multiLevelType w:val="multilevel"/>
     <w:tmpl w:val="15AA6F84"/>
@@ -11998,7 +11772,7 @@
       </w:rPr>
     </w:lvl>
   </w:abstractNum>
-  <w:abstractNum w:abstractNumId="17">
+  <w:abstractNum w:abstractNumId="17" w15:restartNumberingAfterBreak="0">
     <w:nsid w:val="6A4B0548"/>
     <w:multiLevelType w:val="multilevel"/>
     <w:tmpl w:val="30EC4C84"/>
@@ -12129,7 +11903,7 @@
       </w:rPr>
     </w:lvl>
   </w:abstractNum>
-  <w:abstractNum w:abstractNumId="18">
+  <w:abstractNum w:abstractNumId="18" w15:restartNumberingAfterBreak="0">
     <w:nsid w:val="6CAB33A5"/>
     <w:multiLevelType w:val="multilevel"/>
     <w:tmpl w:val="7E76D3D4"/>
@@ -12242,7 +12016,7 @@
       </w:rPr>
     </w:lvl>
   </w:abstractNum>
-  <w:abstractNum w:abstractNumId="19">
+  <w:abstractNum w:abstractNumId="19" w15:restartNumberingAfterBreak="0">
     <w:nsid w:val="71B50012"/>
     <w:multiLevelType w:val="multilevel"/>
     <w:tmpl w:val="4404CEB8"/>
@@ -12355,7 +12129,7 @@
       </w:rPr>
     </w:lvl>
   </w:abstractNum>
-  <w:abstractNum w:abstractNumId="20">
+  <w:abstractNum w:abstractNumId="20" w15:restartNumberingAfterBreak="0">
     <w:nsid w:val="742B560D"/>
     <w:multiLevelType w:val="multilevel"/>
     <w:tmpl w:val="280A001F"/>
@@ -12441,7 +12215,7 @@
       </w:pPr>
     </w:lvl>
   </w:abstractNum>
-  <w:abstractNum w:abstractNumId="21">
+  <w:abstractNum w:abstractNumId="21" w15:restartNumberingAfterBreak="0">
     <w:nsid w:val="76B07F43"/>
     <w:multiLevelType w:val="hybridMultilevel"/>
     <w:tmpl w:val="EC96CC28"/>
@@ -12554,25 +12328,25 @@
       </w:rPr>
     </w:lvl>
   </w:abstractNum>
-  <w:num w:numId="1">
+  <w:num w:numId="1" w16cid:durableId="721712225">
     <w:abstractNumId w:val="21"/>
   </w:num>
-  <w:num w:numId="2">
+  <w:num w:numId="2" w16cid:durableId="1338576931">
     <w:abstractNumId w:val="9"/>
   </w:num>
-  <w:num w:numId="3">
+  <w:num w:numId="3" w16cid:durableId="540023553">
     <w:abstractNumId w:val="7"/>
   </w:num>
-  <w:num w:numId="4">
+  <w:num w:numId="4" w16cid:durableId="1234194498">
     <w:abstractNumId w:val="9"/>
   </w:num>
-  <w:num w:numId="5">
+  <w:num w:numId="5" w16cid:durableId="240415063">
     <w:abstractNumId w:val="13"/>
   </w:num>
-  <w:num w:numId="6">
+  <w:num w:numId="6" w16cid:durableId="2057461496">
     <w:abstractNumId w:val="1"/>
   </w:num>
-  <w:num w:numId="7">
+  <w:num w:numId="7" w16cid:durableId="482238929">
     <w:abstractNumId w:val="1"/>
     <w:lvlOverride w:ilvl="0">
       <w:startOverride w:val="1"/>
@@ -12602,16 +12376,16 @@
       <w:startOverride w:val="1"/>
     </w:lvlOverride>
   </w:num>
-  <w:num w:numId="8">
+  <w:num w:numId="8" w16cid:durableId="33967133">
     <w:abstractNumId w:val="9"/>
   </w:num>
-  <w:num w:numId="9">
+  <w:num w:numId="9" w16cid:durableId="1755859865">
     <w:abstractNumId w:val="1"/>
   </w:num>
-  <w:num w:numId="10">
+  <w:num w:numId="10" w16cid:durableId="1444497973">
     <w:abstractNumId w:val="9"/>
   </w:num>
-  <w:num w:numId="11">
+  <w:num w:numId="11" w16cid:durableId="555362855">
     <w:abstractNumId w:val="9"/>
     <w:lvlOverride w:ilvl="0">
       <w:startOverride w:val="1"/>
@@ -12641,112 +12415,112 @@
       <w:startOverride w:val="1"/>
     </w:lvlOverride>
   </w:num>
-  <w:num w:numId="12">
+  <w:num w:numId="12" w16cid:durableId="225531226">
     <w:abstractNumId w:val="10"/>
   </w:num>
-  <w:num w:numId="13">
+  <w:num w:numId="13" w16cid:durableId="995569172">
     <w:abstractNumId w:val="18"/>
   </w:num>
-  <w:num w:numId="14">
+  <w:num w:numId="14" w16cid:durableId="1743796371">
     <w:abstractNumId w:val="15"/>
   </w:num>
-  <w:num w:numId="15">
+  <w:num w:numId="15" w16cid:durableId="13306429">
     <w:abstractNumId w:val="4"/>
   </w:num>
-  <w:num w:numId="16">
+  <w:num w:numId="16" w16cid:durableId="1477213755">
     <w:abstractNumId w:val="19"/>
   </w:num>
-  <w:num w:numId="17">
+  <w:num w:numId="17" w16cid:durableId="2024934585">
     <w:abstractNumId w:val="12"/>
   </w:num>
-  <w:num w:numId="18">
+  <w:num w:numId="18" w16cid:durableId="1078479268">
     <w:abstractNumId w:val="11"/>
   </w:num>
-  <w:num w:numId="19">
+  <w:num w:numId="19" w16cid:durableId="1451776138">
     <w:abstractNumId w:val="3"/>
   </w:num>
-  <w:num w:numId="20">
+  <w:num w:numId="20" w16cid:durableId="101188270">
     <w:abstractNumId w:val="20"/>
   </w:num>
-  <w:num w:numId="21">
+  <w:num w:numId="21" w16cid:durableId="1232889712">
     <w:abstractNumId w:val="1"/>
   </w:num>
-  <w:num w:numId="22">
+  <w:num w:numId="22" w16cid:durableId="61372599">
     <w:abstractNumId w:val="1"/>
   </w:num>
-  <w:num w:numId="23">
+  <w:num w:numId="23" w16cid:durableId="1056974441">
     <w:abstractNumId w:val="1"/>
   </w:num>
-  <w:num w:numId="24">
+  <w:num w:numId="24" w16cid:durableId="419790171">
     <w:abstractNumId w:val="1"/>
   </w:num>
-  <w:num w:numId="25">
+  <w:num w:numId="25" w16cid:durableId="150173863">
     <w:abstractNumId w:val="1"/>
   </w:num>
-  <w:num w:numId="26">
+  <w:num w:numId="26" w16cid:durableId="1914776997">
     <w:abstractNumId w:val="1"/>
   </w:num>
-  <w:num w:numId="27">
+  <w:num w:numId="27" w16cid:durableId="1123112360">
     <w:abstractNumId w:val="1"/>
   </w:num>
-  <w:num w:numId="28">
+  <w:num w:numId="28" w16cid:durableId="1486507786">
     <w:abstractNumId w:val="1"/>
   </w:num>
-  <w:num w:numId="29">
+  <w:num w:numId="29" w16cid:durableId="2001998513">
     <w:abstractNumId w:val="1"/>
   </w:num>
-  <w:num w:numId="30">
+  <w:num w:numId="30" w16cid:durableId="2022779837">
     <w:abstractNumId w:val="1"/>
   </w:num>
-  <w:num w:numId="31">
+  <w:num w:numId="31" w16cid:durableId="515272515">
     <w:abstractNumId w:val="1"/>
   </w:num>
-  <w:num w:numId="32">
+  <w:num w:numId="32" w16cid:durableId="1409427827">
     <w:abstractNumId w:val="1"/>
   </w:num>
-  <w:num w:numId="33">
+  <w:num w:numId="33" w16cid:durableId="1415542187">
     <w:abstractNumId w:val="1"/>
   </w:num>
-  <w:num w:numId="34">
+  <w:num w:numId="34" w16cid:durableId="1565608352">
     <w:abstractNumId w:val="1"/>
   </w:num>
-  <w:num w:numId="35">
+  <w:num w:numId="35" w16cid:durableId="327175513">
     <w:abstractNumId w:val="1"/>
   </w:num>
-  <w:num w:numId="36">
+  <w:num w:numId="36" w16cid:durableId="1663968494">
     <w:abstractNumId w:val="1"/>
   </w:num>
-  <w:num w:numId="37">
+  <w:num w:numId="37" w16cid:durableId="620456508">
     <w:abstractNumId w:val="1"/>
   </w:num>
-  <w:num w:numId="38">
+  <w:num w:numId="38" w16cid:durableId="1702053022">
     <w:abstractNumId w:val="0"/>
   </w:num>
-  <w:num w:numId="39">
+  <w:num w:numId="39" w16cid:durableId="1552841811">
     <w:abstractNumId w:val="1"/>
   </w:num>
-  <w:num w:numId="40">
+  <w:num w:numId="40" w16cid:durableId="493909620">
     <w:abstractNumId w:val="5"/>
   </w:num>
-  <w:num w:numId="41">
+  <w:num w:numId="41" w16cid:durableId="134639329">
     <w:abstractNumId w:val="14"/>
   </w:num>
-  <w:num w:numId="42">
+  <w:num w:numId="42" w16cid:durableId="1321807892">
     <w:abstractNumId w:val="6"/>
   </w:num>
-  <w:num w:numId="43">
+  <w:num w:numId="43" w16cid:durableId="1455633893">
     <w:abstractNumId w:val="16"/>
   </w:num>
-  <w:num w:numId="44">
+  <w:num w:numId="44" w16cid:durableId="495269504">
     <w:abstractNumId w:val="8"/>
   </w:num>
-  <w:num w:numId="45">
+  <w:num w:numId="45" w16cid:durableId="2092500685">
     <w:abstractNumId w:val="17"/>
   </w:num>
-  <w:num w:numId="46">
+  <w:num w:numId="46" w16cid:durableId="1396199364">
     <w:abstractNumId w:val="2"/>
   </w:num>
-  <w:num w:numId="47">
+  <w:num w:numId="47" w16cid:durableId="2140875796">
     <w:abstractNumId w:val="17"/>
   </w:num>
   <w:numIdMacAtCleanup w:val="1"/>
@@ -12754,7 +12528,7 @@
 </file>
 
 <file path=word/styles.xml><?xml version="1.0" encoding="utf-8"?>
-<w:styles xmlns:mc="http://schemas.openxmlformats.org/markup-compatibility/2006" xmlns:r="http://schemas.openxmlformats.org/officeDocument/2006/relationships" xmlns:w="http://schemas.openxmlformats.org/wordprocessingml/2006/main" xmlns:w14="http://schemas.microsoft.com/office/word/2010/wordml" xmlns:w15="http://schemas.microsoft.com/office/word/2012/wordml" mc:Ignorable="w14 w15">
+<w:styles xmlns:mc="http://schemas.openxmlformats.org/markup-compatibility/2006" xmlns:r="http://schemas.openxmlformats.org/officeDocument/2006/relationships" xmlns:w="http://schemas.openxmlformats.org/wordprocessingml/2006/main" xmlns:w14="http://schemas.microsoft.com/office/word/2010/wordml" xmlns:w15="http://schemas.microsoft.com/office/word/2012/wordml" xmlns:w16cex="http://schemas.microsoft.com/office/word/2018/wordml/cex" xmlns:w16cid="http://schemas.microsoft.com/office/word/2016/wordml/cid" xmlns:w16="http://schemas.microsoft.com/office/word/2018/wordml" xmlns:w16du="http://schemas.microsoft.com/office/word/2023/wordml/word16du" xmlns:w16sdtdh="http://schemas.microsoft.com/office/word/2020/wordml/sdtdatahash" xmlns:w16sdtfl="http://schemas.microsoft.com/office/word/2024/wordml/sdtformatlock" xmlns:w16se="http://schemas.microsoft.com/office/word/2015/wordml/symex" mc:Ignorable="w14 w15 w16se w16cid w16 w16cex w16sdtdh w16sdtfl w16du">
   <w:docDefaults>
     <w:rPrDefault>
       <w:rPr>
@@ -12770,7 +12544,7 @@
       </w:pPr>
     </w:pPrDefault>
   </w:docDefaults>
-  <w:latentStyles w:defLockedState="0" w:defUIPriority="99" w:defSemiHidden="0" w:defUnhideWhenUsed="0" w:defQFormat="0" w:count="371">
+  <w:latentStyles w:defLockedState="0" w:defUIPriority="99" w:defSemiHidden="0" w:defUnhideWhenUsed="0" w:defQFormat="0" w:count="376">
     <w:lsdException w:name="Normal" w:uiPriority="0" w:qFormat="1"/>
     <w:lsdException w:name="heading 1" w:uiPriority="9" w:qFormat="1"/>
     <w:lsdException w:name="heading 2" w:semiHidden="1" w:uiPriority="9" w:unhideWhenUsed="1" w:qFormat="1"/>
@@ -13142,6 +12916,11 @@
     <w:lsdException w:name="List Table 5 Dark Accent 6" w:uiPriority="50"/>
     <w:lsdException w:name="List Table 6 Colorful Accent 6" w:uiPriority="51"/>
     <w:lsdException w:name="List Table 7 Colorful Accent 6" w:uiPriority="52"/>
+    <w:lsdException w:name="Mention" w:semiHidden="1" w:unhideWhenUsed="1"/>
+    <w:lsdException w:name="Smart Hyperlink" w:semiHidden="1" w:unhideWhenUsed="1"/>
+    <w:lsdException w:name="Hashtag" w:semiHidden="1" w:unhideWhenUsed="1"/>
+    <w:lsdException w:name="Unresolved Mention" w:semiHidden="1" w:unhideWhenUsed="1"/>
+    <w:lsdException w:name="Smart Link" w:semiHidden="1" w:unhideWhenUsed="1"/>
   </w:latentStyles>
   <w:style w:type="paragraph" w:default="1" w:styleId="Normal">
     <w:name w:val="Normal"/>
@@ -13338,7 +13117,7 @@
       <w:szCs w:val="32"/>
     </w:rPr>
   </w:style>
-  <w:style w:type="paragraph" w:styleId="TtulodeTDC">
+  <w:style w:type="paragraph" w:styleId="TtuloTDC">
     <w:name w:val="TOC Heading"/>
     <w:basedOn w:val="Ttulo1"/>
     <w:next w:val="Normal"/>
@@ -13408,11 +13187,11 @@
       <w:u w:val="single"/>
     </w:rPr>
   </w:style>
-  <w:style w:type="paragraph" w:styleId="Puesto">
+  <w:style w:type="paragraph" w:styleId="Ttulo">
     <w:name w:val="Title"/>
     <w:basedOn w:val="Normal"/>
     <w:next w:val="Normal"/>
-    <w:link w:val="PuestoCar"/>
+    <w:link w:val="TtuloCar"/>
     <w:qFormat/>
     <w:rsid w:val="001D3AB5"/>
     <w:pPr>
@@ -13428,10 +13207,10 @@
       <w:lang w:val="en-US"/>
     </w:rPr>
   </w:style>
-  <w:style w:type="character" w:customStyle="1" w:styleId="PuestoCar">
-    <w:name w:val="Puesto Car"/>
+  <w:style w:type="character" w:customStyle="1" w:styleId="TtuloCar">
+    <w:name w:val="Título Car"/>
     <w:basedOn w:val="Fuentedeprrafopredeter"/>
-    <w:link w:val="Puesto"/>
+    <w:link w:val="Ttulo"/>
     <w:rsid w:val="001D3AB5"/>
     <w:rPr>
       <w:rFonts w:ascii="Arial" w:eastAsia="Times New Roman" w:hAnsi="Arial" w:cs="Times New Roman"/>
@@ -13548,7 +13327,6 @@
       <w:spacing w:after="0" w:line="240" w:lineRule="auto"/>
     </w:pPr>
     <w:tblPr>
-      <w:tblInd w:w="0" w:type="dxa"/>
       <w:tblBorders>
         <w:top w:val="single" w:sz="4" w:space="0" w:color="auto"/>
         <w:left w:val="single" w:sz="4" w:space="0" w:color="auto"/>
@@ -13557,12 +13335,6 @@
         <w:insideH w:val="single" w:sz="4" w:space="0" w:color="auto"/>
         <w:insideV w:val="single" w:sz="4" w:space="0" w:color="auto"/>
       </w:tblBorders>
-      <w:tblCellMar>
-        <w:top w:w="0" w:type="dxa"/>
-        <w:left w:w="108" w:type="dxa"/>
-        <w:bottom w:w="0" w:type="dxa"/>
-        <w:right w:w="108" w:type="dxa"/>
-      </w:tblCellMar>
     </w:tblPr>
   </w:style>
   <w:style w:type="character" w:customStyle="1" w:styleId="Ttulo2Car">
